--- a/Отчет.docx
+++ b/Отчет.docx
@@ -4,13 +4,18 @@
   <w:body>
     <w:p>
       <w:pPr>
-        <w:rPr>
+        <w:spacing w:line="360" w:lineRule="auto"/>
+        <w:rPr>
+          <w:sz w:val="28"/>
+          <w:szCs w:val="28"/>
           <w:lang w:val="en-US"/>
         </w:rPr>
       </w:pPr>
       <w:r>
         <w:rPr>
           <w:noProof/>
+          <w:sz w:val="28"/>
+          <w:szCs w:val="28"/>
         </w:rPr>
         <w:drawing>
           <wp:anchor distT="0" distB="0" distL="114300" distR="114300" simplePos="0" relativeHeight="251658240" behindDoc="0" locked="0" layoutInCell="1" allowOverlap="1" wp14:anchorId="3AF34160" wp14:editId="7AA7367C">
@@ -38,7 +43,7 @@
                     </pic:cNvPicPr>
                   </pic:nvPicPr>
                   <pic:blipFill>
-                    <a:blip r:embed="rId6">
+                    <a:blip r:embed="rId8">
                       <a:extLst>
                         <a:ext uri="{28A0092B-C50C-407E-A947-70E740481C1C}">
                           <a14:useLocalDpi xmlns:a14="http://schemas.microsoft.com/office/drawing/2010/main" val="0"/>
@@ -76,20 +81,29 @@
         </w:drawing>
       </w:r>
       <w:r>
+        <w:rPr>
+          <w:sz w:val="28"/>
+          <w:szCs w:val="28"/>
+        </w:rPr>
         <w:br w:type="page"/>
       </w:r>
     </w:p>
     <w:p>
       <w:pPr>
+        <w:spacing w:line="360" w:lineRule="auto"/>
         <w:rPr>
           <w:b/>
           <w:bCs/>
+          <w:sz w:val="28"/>
+          <w:szCs w:val="28"/>
         </w:rPr>
       </w:pPr>
       <w:r>
         <w:rPr>
           <w:b/>
           <w:bCs/>
+          <w:sz w:val="28"/>
+          <w:szCs w:val="28"/>
         </w:rPr>
         <w:lastRenderedPageBreak/>
         <w:t>Оглавление</w:t>
@@ -101,8 +115,17 @@
           <w:ilvl w:val="0"/>
           <w:numId w:val="3"/>
         </w:numPr>
-      </w:pPr>
-      <w:r>
+        <w:spacing w:line="360" w:lineRule="auto"/>
+        <w:rPr>
+          <w:sz w:val="28"/>
+          <w:szCs w:val="28"/>
+        </w:rPr>
+      </w:pPr>
+      <w:r>
+        <w:rPr>
+          <w:sz w:val="28"/>
+          <w:szCs w:val="28"/>
+        </w:rPr>
         <w:t>Введение</w:t>
       </w:r>
     </w:p>
@@ -112,17 +135,18 @@
           <w:ilvl w:val="0"/>
           <w:numId w:val="3"/>
         </w:numPr>
-      </w:pPr>
-      <w:r>
-        <w:t>Цель и задачи работы</w:t>
-      </w:r>
-      <w:r>
-        <w:br/>
-        <w:t>2.1 Цель работы</w:t>
-      </w:r>
-      <w:r>
-        <w:br/>
-        <w:t>2.2 Задачи работы</w:t>
+        <w:spacing w:line="360" w:lineRule="auto"/>
+        <w:rPr>
+          <w:sz w:val="28"/>
+          <w:szCs w:val="28"/>
+        </w:rPr>
+      </w:pPr>
+      <w:r>
+        <w:rPr>
+          <w:sz w:val="28"/>
+          <w:szCs w:val="28"/>
+        </w:rPr>
+        <w:t>Цель работы</w:t>
       </w:r>
     </w:p>
     <w:p>
@@ -131,21 +155,18 @@
           <w:ilvl w:val="0"/>
           <w:numId w:val="3"/>
         </w:numPr>
-      </w:pPr>
-      <w:r>
+        <w:spacing w:line="360" w:lineRule="auto"/>
+        <w:rPr>
+          <w:sz w:val="28"/>
+          <w:szCs w:val="28"/>
+        </w:rPr>
+      </w:pPr>
+      <w:r>
+        <w:rPr>
+          <w:sz w:val="28"/>
+          <w:szCs w:val="28"/>
+        </w:rPr>
         <w:t>Теоретическая часть</w:t>
-      </w:r>
-      <w:r>
-        <w:br/>
-        <w:t>3.1 Что такое YOLO</w:t>
-      </w:r>
-      <w:r>
-        <w:br/>
-        <w:t>3.2 YOLOv8</w:t>
-      </w:r>
-      <w:r>
-        <w:br/>
-        <w:t>3.3 Основные понятия</w:t>
       </w:r>
     </w:p>
     <w:p>
@@ -154,15 +175,32 @@
           <w:ilvl w:val="0"/>
           <w:numId w:val="3"/>
         </w:numPr>
-      </w:pPr>
-      <w:r>
+        <w:spacing w:line="360" w:lineRule="auto"/>
+        <w:rPr>
+          <w:sz w:val="28"/>
+          <w:szCs w:val="28"/>
+        </w:rPr>
+      </w:pPr>
+      <w:r>
+        <w:rPr>
+          <w:sz w:val="28"/>
+          <w:szCs w:val="28"/>
+        </w:rPr>
         <w:t>Установка и настройка среды</w:t>
       </w:r>
       <w:r>
+        <w:rPr>
+          <w:sz w:val="28"/>
+          <w:szCs w:val="28"/>
+        </w:rPr>
         <w:br/>
         <w:t>4.1 Используемое ПО</w:t>
       </w:r>
       <w:r>
+        <w:rPr>
+          <w:sz w:val="28"/>
+          <w:szCs w:val="28"/>
+        </w:rPr>
         <w:br/>
         <w:t>4.2 Установка библиотек</w:t>
       </w:r>
@@ -173,39 +211,80 @@
           <w:ilvl w:val="0"/>
           <w:numId w:val="3"/>
         </w:numPr>
-      </w:pPr>
-      <w:r>
+        <w:spacing w:line="360" w:lineRule="auto"/>
+        <w:rPr>
+          <w:sz w:val="28"/>
+          <w:szCs w:val="28"/>
+        </w:rPr>
+      </w:pPr>
+      <w:r>
+        <w:rPr>
+          <w:sz w:val="28"/>
+          <w:szCs w:val="28"/>
+        </w:rPr>
         <w:t>Выполнение практической работы</w:t>
       </w:r>
       <w:r>
+        <w:rPr>
+          <w:sz w:val="28"/>
+          <w:szCs w:val="28"/>
+        </w:rPr>
         <w:br/>
         <w:t>5.1 Первый запуск YOLOv8</w:t>
       </w:r>
       <w:r>
+        <w:rPr>
+          <w:sz w:val="28"/>
+          <w:szCs w:val="28"/>
+        </w:rPr>
         <w:br/>
         <w:t>5.2 Анализ выходных данных модели</w:t>
       </w:r>
       <w:r>
+        <w:rPr>
+          <w:sz w:val="28"/>
+          <w:szCs w:val="28"/>
+        </w:rPr>
         <w:br/>
         <w:t>5.3 Обработка видео</w:t>
       </w:r>
       <w:r>
+        <w:rPr>
+          <w:sz w:val="28"/>
+          <w:szCs w:val="28"/>
+        </w:rPr>
         <w:br/>
         <w:t>5.4 Фильтрация объектов по классам</w:t>
       </w:r>
       <w:r>
+        <w:rPr>
+          <w:sz w:val="28"/>
+          <w:szCs w:val="28"/>
+        </w:rPr>
         <w:br/>
         <w:t>5.5 Подсчёт объектов в реальном времени</w:t>
       </w:r>
       <w:r>
+        <w:rPr>
+          <w:sz w:val="28"/>
+          <w:szCs w:val="28"/>
+        </w:rPr>
         <w:br/>
         <w:t>5.6 Реализация зоны интереса (ROI)</w:t>
       </w:r>
       <w:r>
+        <w:rPr>
+          <w:sz w:val="28"/>
+          <w:szCs w:val="28"/>
+        </w:rPr>
         <w:br/>
         <w:t>5.7 Исследование порога уверенности</w:t>
       </w:r>
       <w:r>
+        <w:rPr>
+          <w:sz w:val="28"/>
+          <w:szCs w:val="28"/>
+        </w:rPr>
         <w:br/>
         <w:t>5.8 Изучение метрик качества</w:t>
       </w:r>
@@ -216,8 +295,17 @@
           <w:ilvl w:val="0"/>
           <w:numId w:val="3"/>
         </w:numPr>
-      </w:pPr>
-      <w:r>
+        <w:spacing w:line="360" w:lineRule="auto"/>
+        <w:rPr>
+          <w:sz w:val="28"/>
+          <w:szCs w:val="28"/>
+        </w:rPr>
+      </w:pPr>
+      <w:r>
+        <w:rPr>
+          <w:sz w:val="28"/>
+          <w:szCs w:val="28"/>
+        </w:rPr>
         <w:t>Результаты экспериментов</w:t>
       </w:r>
     </w:p>
@@ -227,8 +315,17 @@
           <w:ilvl w:val="0"/>
           <w:numId w:val="3"/>
         </w:numPr>
-      </w:pPr>
-      <w:r>
+        <w:spacing w:line="360" w:lineRule="auto"/>
+        <w:rPr>
+          <w:sz w:val="28"/>
+          <w:szCs w:val="28"/>
+        </w:rPr>
+      </w:pPr>
+      <w:r>
+        <w:rPr>
+          <w:sz w:val="28"/>
+          <w:szCs w:val="28"/>
+        </w:rPr>
         <w:t>Выводы</w:t>
       </w:r>
     </w:p>
@@ -238,8 +335,17 @@
           <w:ilvl w:val="0"/>
           <w:numId w:val="3"/>
         </w:numPr>
-      </w:pPr>
-      <w:r>
+        <w:spacing w:line="360" w:lineRule="auto"/>
+        <w:rPr>
+          <w:sz w:val="28"/>
+          <w:szCs w:val="28"/>
+        </w:rPr>
+      </w:pPr>
+      <w:r>
+        <w:rPr>
+          <w:sz w:val="28"/>
+          <w:szCs w:val="28"/>
+        </w:rPr>
         <w:t>Список используемой литературы</w:t>
       </w:r>
     </w:p>
@@ -249,13 +355,33 @@
           <w:ilvl w:val="0"/>
           <w:numId w:val="3"/>
         </w:numPr>
-      </w:pPr>
-      <w:r>
+        <w:spacing w:line="360" w:lineRule="auto"/>
+        <w:rPr>
+          <w:sz w:val="28"/>
+          <w:szCs w:val="28"/>
+        </w:rPr>
+      </w:pPr>
+      <w:r>
+        <w:rPr>
+          <w:sz w:val="28"/>
+          <w:szCs w:val="28"/>
+        </w:rPr>
         <w:t>Приложение</w:t>
       </w:r>
     </w:p>
     <w:p>
-      <w:r>
+      <w:pPr>
+        <w:spacing w:line="360" w:lineRule="auto"/>
+        <w:rPr>
+          <w:sz w:val="28"/>
+          <w:szCs w:val="28"/>
+        </w:rPr>
+      </w:pPr>
+      <w:r>
+        <w:rPr>
+          <w:sz w:val="28"/>
+          <w:szCs w:val="28"/>
+        </w:rPr>
         <w:br w:type="page"/>
       </w:r>
     </w:p>
@@ -266,18 +392,244 @@
           <w:ilvl w:val="0"/>
           <w:numId w:val="4"/>
         </w:numPr>
-      </w:pPr>
-      <w:r>
+        <w:spacing w:line="360" w:lineRule="auto"/>
+        <w:contextualSpacing w:val="0"/>
+        <w:rPr>
+          <w:sz w:val="28"/>
+          <w:szCs w:val="28"/>
+        </w:rPr>
+      </w:pPr>
+      <w:r>
+        <w:rPr>
+          <w:sz w:val="28"/>
+          <w:szCs w:val="28"/>
+        </w:rPr>
         <w:lastRenderedPageBreak/>
         <w:t>Введение</w:t>
       </w:r>
     </w:p>
     <w:p>
-      <w:r>
-        <w:t xml:space="preserve">Компьютерное зрение </w:t>
-      </w:r>
-      <w:r>
-        <w:t xml:space="preserve">играет важную роль в технологическом мире. </w:t>
+      <w:pPr>
+        <w:spacing w:line="360" w:lineRule="auto"/>
+        <w:rPr>
+          <w:sz w:val="28"/>
+          <w:szCs w:val="28"/>
+        </w:rPr>
+      </w:pPr>
+      <w:r>
+        <w:rPr>
+          <w:sz w:val="28"/>
+          <w:szCs w:val="28"/>
+        </w:rPr>
+        <w:t>Компьютерное зрение</w:t>
+      </w:r>
+      <w:r>
+        <w:rPr>
+          <w:sz w:val="28"/>
+          <w:szCs w:val="28"/>
+        </w:rPr>
+        <w:t xml:space="preserve"> (или же </w:t>
+      </w:r>
+      <w:r>
+        <w:rPr>
+          <w:sz w:val="28"/>
+          <w:szCs w:val="28"/>
+          <w:lang w:val="en-US"/>
+        </w:rPr>
+        <w:t>CV</w:t>
+      </w:r>
+      <w:r>
+        <w:rPr>
+          <w:sz w:val="28"/>
+          <w:szCs w:val="28"/>
+        </w:rPr>
+        <w:t>)</w:t>
+      </w:r>
+      <w:r>
+        <w:rPr>
+          <w:sz w:val="28"/>
+          <w:szCs w:val="28"/>
+        </w:rPr>
+        <w:t xml:space="preserve"> </w:t>
+      </w:r>
+      <w:r>
+        <w:rPr>
+          <w:sz w:val="28"/>
+          <w:szCs w:val="28"/>
+        </w:rPr>
+        <w:t>- это стремительно развивающаяся область искусственного интеллекта, позволяющая наделить компьютеры способностью интерпретировать визуальную информацию из изображений и видео.</w:t>
+      </w:r>
+      <w:r>
+        <w:rPr>
+          <w:sz w:val="28"/>
+          <w:szCs w:val="28"/>
+        </w:rPr>
+        <w:t xml:space="preserve"> Оно дает машинам способность анализировать изображения и видео, извлекая из них информацию. Одни системы стремятся воспроизвести принципы человеческого зрительного восприятия, другие опираются на анализ больших объемов данных и статистические модели, а третьи используют геометрические принципы для решения поставленных задач.[1] </w:t>
+      </w:r>
+      <w:r>
+        <w:rPr>
+          <w:sz w:val="28"/>
+          <w:szCs w:val="28"/>
+        </w:rPr>
+        <w:t>В нынешних реалиях компьютерное зрение активно применяется в различных сферах жизни, от видеонаблюдения и медицины до самоуправляемых автомобилей и робототехники.</w:t>
+      </w:r>
+    </w:p>
+    <w:p>
+      <w:pPr>
+        <w:spacing w:line="360" w:lineRule="auto"/>
+        <w:rPr>
+          <w:sz w:val="28"/>
+          <w:szCs w:val="28"/>
+        </w:rPr>
+      </w:pPr>
+      <w:r>
+        <w:rPr>
+          <w:sz w:val="28"/>
+          <w:szCs w:val="28"/>
+        </w:rPr>
+        <w:t xml:space="preserve">Ключевым элементом </w:t>
+      </w:r>
+      <w:r>
+        <w:rPr>
+          <w:sz w:val="28"/>
+          <w:szCs w:val="28"/>
+          <w:lang w:val="en-US"/>
+        </w:rPr>
+        <w:t>CV</w:t>
+      </w:r>
+      <w:r>
+        <w:rPr>
+          <w:sz w:val="28"/>
+          <w:szCs w:val="28"/>
+        </w:rPr>
+        <w:t xml:space="preserve"> является обнаружение объектов. Это означает, что система может автоматически находить объекты на картинке или видео, определять их местоположение и классифицировать (то есть разделять на классы, например "кот" или "собака"). В определении местоположения важно точно указывать границы объектов (для этого используются </w:t>
+      </w:r>
+      <w:r>
+        <w:rPr>
+          <w:sz w:val="28"/>
+          <w:szCs w:val="28"/>
+          <w:lang w:val="en-US"/>
+        </w:rPr>
+        <w:t>bounding</w:t>
+      </w:r>
+      <w:r>
+        <w:rPr>
+          <w:sz w:val="28"/>
+          <w:szCs w:val="28"/>
+        </w:rPr>
+        <w:t xml:space="preserve"> </w:t>
+      </w:r>
+      <w:r>
+        <w:rPr>
+          <w:sz w:val="28"/>
+          <w:szCs w:val="28"/>
+          <w:lang w:val="en-US"/>
+        </w:rPr>
+        <w:t>box</w:t>
+      </w:r>
+      <w:r>
+        <w:rPr>
+          <w:sz w:val="28"/>
+          <w:szCs w:val="28"/>
+        </w:rPr>
+        <w:t xml:space="preserve"> или же</w:t>
+      </w:r>
+      <w:r>
+        <w:rPr>
+          <w:sz w:val="28"/>
+          <w:szCs w:val="28"/>
+        </w:rPr>
+        <w:t xml:space="preserve"> как ее часто еще называют</w:t>
+      </w:r>
+      <w:r>
+        <w:rPr>
+          <w:sz w:val="28"/>
+          <w:szCs w:val="28"/>
+        </w:rPr>
+        <w:t xml:space="preserve"> </w:t>
+      </w:r>
+      <w:r>
+        <w:rPr>
+          <w:sz w:val="28"/>
+          <w:szCs w:val="28"/>
+          <w:lang w:val="en-US"/>
+        </w:rPr>
+        <w:t>b</w:t>
+      </w:r>
+      <w:r>
+        <w:rPr>
+          <w:sz w:val="28"/>
+          <w:szCs w:val="28"/>
+        </w:rPr>
+        <w:t>-</w:t>
+      </w:r>
+      <w:r>
+        <w:rPr>
+          <w:sz w:val="28"/>
+          <w:szCs w:val="28"/>
+          <w:lang w:val="en-US"/>
+        </w:rPr>
+        <w:t>box</w:t>
+      </w:r>
+      <w:r>
+        <w:rPr>
+          <w:sz w:val="28"/>
+          <w:szCs w:val="28"/>
+        </w:rPr>
+        <w:t>)</w:t>
+      </w:r>
+      <w:r>
+        <w:rPr>
+          <w:sz w:val="28"/>
+          <w:szCs w:val="28"/>
+        </w:rPr>
+        <w:t>.</w:t>
+      </w:r>
+    </w:p>
+    <w:p>
+      <w:pPr>
+        <w:spacing w:line="360" w:lineRule="auto"/>
+        <w:rPr>
+          <w:sz w:val="28"/>
+          <w:szCs w:val="28"/>
+        </w:rPr>
+      </w:pPr>
+      <w:r>
+        <w:rPr>
+          <w:sz w:val="28"/>
+          <w:szCs w:val="28"/>
+        </w:rPr>
+        <w:t xml:space="preserve">В рамках данной практической работы мною будет рассматриваться использование модели </w:t>
+      </w:r>
+      <w:r>
+        <w:rPr>
+          <w:sz w:val="28"/>
+          <w:szCs w:val="28"/>
+          <w:lang w:val="en-US"/>
+        </w:rPr>
+        <w:t>YOLOv</w:t>
+      </w:r>
+      <w:r>
+        <w:rPr>
+          <w:sz w:val="28"/>
+          <w:szCs w:val="28"/>
+        </w:rPr>
+        <w:t xml:space="preserve">8 для детектирования объектов на изображении, видеофайлах а также в режиме реального времени с использованием веб-камеры.  Также перед о мной стоит цель изучить основные параметры работы модели, методы фильтрации результатов, использование зоны интереса(или же иначе </w:t>
+      </w:r>
+      <w:r>
+        <w:rPr>
+          <w:sz w:val="28"/>
+          <w:szCs w:val="28"/>
+          <w:lang w:val="en-US"/>
+        </w:rPr>
+        <w:t>ROI</w:t>
+      </w:r>
+      <w:r>
+        <w:rPr>
+          <w:sz w:val="28"/>
+          <w:szCs w:val="28"/>
+        </w:rPr>
+        <w:t>) для подсчета объектов и базовые метрики оценки качества детектирования.</w:t>
       </w:r>
     </w:p>
     <w:p>
@@ -287,226 +639,1889 @@
           <w:ilvl w:val="0"/>
           <w:numId w:val="4"/>
         </w:numPr>
-      </w:pPr>
-      <w:r>
+        <w:spacing w:line="360" w:lineRule="auto"/>
+        <w:contextualSpacing w:val="0"/>
+        <w:rPr>
+          <w:sz w:val="28"/>
+          <w:szCs w:val="28"/>
+        </w:rPr>
+      </w:pPr>
+      <w:r>
+        <w:rPr>
+          <w:sz w:val="28"/>
+          <w:szCs w:val="28"/>
+        </w:rPr>
         <w:t>Цель и задачи</w:t>
       </w:r>
     </w:p>
     <w:p>
       <w:pPr>
-        <w:ind w:left="360"/>
-      </w:pPr>
-      <w:r>
-        <w:t xml:space="preserve">Целью моей </w:t>
-      </w:r>
-      <w:r>
-        <w:t xml:space="preserve">работы было изучить как работают модели </w:t>
-      </w:r>
-      <w:r>
-        <w:rPr>
-          <w:lang w:val="en-US"/>
-        </w:rPr>
-        <w:t>CV</w:t>
-      </w:r>
-      <w:r>
-        <w:br/>
-      </w:r>
-      <w:r>
-        <w:br/>
-        <w:t>3. Теоретическая часть</w:t>
+        <w:spacing w:line="360" w:lineRule="auto"/>
+        <w:rPr>
+          <w:sz w:val="28"/>
+          <w:szCs w:val="28"/>
+        </w:rPr>
+      </w:pPr>
+      <w:r>
+        <w:rPr>
+          <w:sz w:val="28"/>
+          <w:szCs w:val="28"/>
+        </w:rPr>
+        <w:t xml:space="preserve">Данная практическая работа направлена на освоение современных методов обнаружения объектов с помощью нейросетей, в частности, на примере </w:t>
+      </w:r>
+      <w:r>
+        <w:rPr>
+          <w:sz w:val="28"/>
+          <w:szCs w:val="28"/>
+          <w:lang w:val="en-US"/>
+        </w:rPr>
+        <w:lastRenderedPageBreak/>
+        <w:t>YOLOv</w:t>
+      </w:r>
+      <w:r>
+        <w:rPr>
+          <w:sz w:val="28"/>
+          <w:szCs w:val="28"/>
+        </w:rPr>
+        <w:t xml:space="preserve">8. Будет </w:t>
+      </w:r>
+      <w:r>
+        <w:rPr>
+          <w:sz w:val="28"/>
+          <w:szCs w:val="28"/>
+        </w:rPr>
+        <w:t>изучено</w:t>
+      </w:r>
+      <w:r>
+        <w:rPr>
+          <w:sz w:val="28"/>
+          <w:szCs w:val="28"/>
+        </w:rPr>
+        <w:t xml:space="preserve"> как работа</w:t>
+      </w:r>
+      <w:r>
+        <w:rPr>
+          <w:sz w:val="28"/>
+          <w:szCs w:val="28"/>
+        </w:rPr>
+        <w:t>ют эти системы и научимся применять готовую модель для поиска, анализа и подсчета объектов на изображениях, видео и в потоковом режиме. В ходе работы мы установим и настроим нужное ПО, протестируем модель на разных данных, разберемся с ее выходных данных и научимся обрабатывать полученные результаты. Также мною будет изучено как нужно правильно настраивать параметры для улучшения качества обнаружения и понимания основных показателей эффективности моделей компьютерного зрения.</w:t>
       </w:r>
     </w:p>
     <w:p>
-      <w:r>
-        <w:rPr>
-          <w:lang w:val="en-US"/>
-        </w:rPr>
-        <w:t>YOLO</w:t>
-      </w:r>
-      <w:r>
-        <w:t xml:space="preserve"> </w:t>
-      </w:r>
-      <w:r>
-        <w:t>-</w:t>
-      </w:r>
-      <w:r>
-        <w:t xml:space="preserve"> </w:t>
-      </w:r>
-      <w:r>
-        <w:t>это продвинутый</w:t>
-      </w:r>
-      <w:r>
-        <w:t xml:space="preserve"> </w:t>
-      </w:r>
-      <w:r>
-        <w:t xml:space="preserve">алгоритм обнаружения объектов, использующий глубокие нейронные сети. Она расшифровывается как </w:t>
-      </w:r>
-      <w:r>
-        <w:t>"</w:t>
-      </w:r>
-      <w:r>
-        <w:rPr>
-          <w:lang w:val="en-US"/>
-        </w:rPr>
-        <w:t>You</w:t>
-      </w:r>
-      <w:r>
-        <w:t xml:space="preserve"> </w:t>
-      </w:r>
-      <w:r>
-        <w:rPr>
-          <w:lang w:val="en-US"/>
-        </w:rPr>
-        <w:t>Only</w:t>
-      </w:r>
-      <w:r>
-        <w:t xml:space="preserve"> </w:t>
-      </w:r>
-      <w:r>
-        <w:rPr>
-          <w:lang w:val="en-US"/>
-        </w:rPr>
-        <w:t>Look</w:t>
-      </w:r>
-      <w:r>
-        <w:t xml:space="preserve"> </w:t>
-      </w:r>
-      <w:r>
-        <w:rPr>
-          <w:lang w:val="en-US"/>
-        </w:rPr>
-        <w:t>Once</w:t>
-      </w:r>
-      <w:r>
-        <w:t>"</w:t>
-      </w:r>
-      <w:r>
-        <w:t xml:space="preserve"> или же если переводить </w:t>
-      </w:r>
-      <w:r>
-        <w:t>"</w:t>
-      </w:r>
-      <w:r>
-        <w:t>Вы смотрите только один раз</w:t>
-      </w:r>
-      <w:r>
-        <w:t>"</w:t>
-      </w:r>
-      <w:r>
-        <w:t xml:space="preserve">. Данная аббревиатура прямо описывает принцип работы модели, </w:t>
-      </w:r>
-      <w:proofErr w:type="gramStart"/>
-      <w:r>
-        <w:t>фото</w:t>
-      </w:r>
-      <w:proofErr w:type="gramEnd"/>
-      <w:r>
-        <w:t xml:space="preserve"> которые приходят на вход нейронной сети анализируются один раз и сразу же предоставляют результат обнаружения объекта.</w:t>
-      </w:r>
-    </w:p>
-    <w:p/>
-    <w:p>
-      <w:r>
-        <w:t>Главной целью обнаружения объекта является не только проверка на наличии объекта на изображении, а также еще определение его точного местоположения. Для этого модель определяет координаты ограничивающей рамки вокруг объекта и присваивает ему определенный класс. На фото может быть сразу несколько объектов разных классов, а также они могут пересекаться.</w:t>
-      </w:r>
-    </w:p>
-    <w:p/>
-    <w:p>
-      <w:r>
-        <w:t xml:space="preserve">В отличие от остальных подходов, </w:t>
-      </w:r>
-      <w:r>
-        <w:rPr>
-          <w:lang w:val="en-US"/>
-        </w:rPr>
-        <w:t>YOLO</w:t>
-      </w:r>
-      <w:r>
-        <w:t xml:space="preserve"> </w:t>
-      </w:r>
-      <w:r>
-        <w:t xml:space="preserve">превосходит их благодаря сверточным нейронным сетям. </w:t>
-      </w:r>
-      <w:r>
-        <w:t>Модель может анализировать все изображение целиком, учитывать контекст других объектов и выполнять вычисления чрезвычайно быстро, что очень часто используют в анализе данных в реальном времени.</w:t>
+      <w:pPr>
+        <w:pStyle w:val="a7"/>
+        <w:numPr>
+          <w:ilvl w:val="0"/>
+          <w:numId w:val="4"/>
+        </w:numPr>
+        <w:spacing w:line="360" w:lineRule="auto"/>
+        <w:rPr>
+          <w:sz w:val="28"/>
+          <w:szCs w:val="28"/>
+        </w:rPr>
+      </w:pPr>
+      <w:r>
+        <w:rPr>
+          <w:sz w:val="28"/>
+          <w:szCs w:val="28"/>
+        </w:rPr>
+        <w:t>Теоретическая часть</w:t>
       </w:r>
     </w:p>
     <w:p>
-      <w:r>
-        <w:t>Определения</w:t>
+      <w:pPr>
+        <w:spacing w:line="360" w:lineRule="auto"/>
+        <w:rPr>
+          <w:sz w:val="28"/>
+          <w:szCs w:val="28"/>
+        </w:rPr>
+      </w:pPr>
+      <w:r>
+        <w:rPr>
+          <w:sz w:val="28"/>
+          <w:szCs w:val="28"/>
+        </w:rPr>
+        <w:t>Нейронная сеть представляет собой вычислительную модель, вдохновленн</w:t>
+      </w:r>
+      <w:r>
+        <w:rPr>
+          <w:sz w:val="28"/>
+          <w:szCs w:val="28"/>
+        </w:rPr>
+        <w:t>у</w:t>
+      </w:r>
+      <w:r>
+        <w:rPr>
+          <w:sz w:val="28"/>
+          <w:szCs w:val="28"/>
+        </w:rPr>
+        <w:t>ю структурой и функциями биологических нейронных сетей</w:t>
+      </w:r>
+      <w:r>
+        <w:rPr>
+          <w:sz w:val="28"/>
+          <w:szCs w:val="28"/>
+        </w:rPr>
+        <w:t xml:space="preserve">(например нейроны головного мозга). Обычно, нейроны объединены в слои, разные слои могут выполнять разные преобразования своих входных сигналов. Сигналы передаются от входного слоя к выходному слою, иногда проходя через несколько промежуточных (скрытых) слоев. Глубокой нейронной сетью обычно считают если она имеет минимум два скрытых слоя. [2] В отличии от традиционного подхода к программированию, в нейронной чети мы не говорим компьютеру, как решить нашу проблему. Вместо этого он учится на основе наблюдательных данных, самостоятельно находя решение поставленной задачи. </w:t>
+      </w:r>
+      <w:r>
+        <w:rPr>
+          <w:sz w:val="28"/>
+          <w:szCs w:val="28"/>
+        </w:rPr>
+        <w:t>[</w:t>
+      </w:r>
+      <w:r>
+        <w:rPr>
+          <w:sz w:val="28"/>
+          <w:szCs w:val="28"/>
+        </w:rPr>
+        <w:t>3</w:t>
+      </w:r>
+      <w:r>
+        <w:rPr>
+          <w:sz w:val="28"/>
+          <w:szCs w:val="28"/>
+        </w:rPr>
+        <w:t>]</w:t>
       </w:r>
     </w:p>
     <w:p>
-      <w:r>
-        <w:t xml:space="preserve">Нейросеть – модель машинного обучения, которая объединяет простые “нейроны” в слои и </w:t>
+      <w:pPr>
+        <w:spacing w:line="360" w:lineRule="auto"/>
+        <w:rPr>
+          <w:sz w:val="28"/>
+          <w:szCs w:val="28"/>
+        </w:rPr>
+      </w:pPr>
+      <w:r>
+        <w:rPr>
+          <w:sz w:val="28"/>
+          <w:szCs w:val="28"/>
+        </w:rPr>
+        <w:t>Нейроны - это узлы в нейросети, которые служат точками соединения. Благодаря взаимодействию входных данных с весами и смещениями, эти узлы приобретают способность к распознаванию, классификации и детальному описанию объектов, содержащихся в информации. Они функционируют благодаря нескольким ключевым механизмам. Прямое распространение - процесс, при котором инф</w:t>
+      </w:r>
+      <w:r>
+        <w:rPr>
+          <w:sz w:val="28"/>
+          <w:szCs w:val="28"/>
+        </w:rPr>
+        <w:t>о</w:t>
+      </w:r>
+      <w:r>
+        <w:rPr>
+          <w:sz w:val="28"/>
+          <w:szCs w:val="28"/>
+        </w:rPr>
+        <w:t>рмация последовательно проходит через слои сети, начиная с входных данных и заканчивая выходным результатом, что помогает сети делать прогнозы или классифиц</w:t>
+      </w:r>
+      <w:r>
+        <w:rPr>
+          <w:sz w:val="28"/>
+          <w:szCs w:val="28"/>
+        </w:rPr>
+        <w:t xml:space="preserve">ировать информацию. Обратное распространение использует алгоритм для выявления </w:t>
+      </w:r>
+      <w:r>
+        <w:rPr>
+          <w:sz w:val="28"/>
+          <w:szCs w:val="28"/>
+        </w:rPr>
+        <w:lastRenderedPageBreak/>
+        <w:t xml:space="preserve">неточностей прогнозирования и корректирует веса смещения, двигаясь назад по слоям глубокой обучающей сети для обучения модели. А третьим механизмом является функция активации, которая влияет на принятие решений сетью, облегчает обучение на данных и конечно улучшает сходимость нейронной сети. </w:t>
+      </w:r>
+      <w:r>
+        <w:rPr>
+          <w:sz w:val="28"/>
+          <w:szCs w:val="28"/>
+        </w:rPr>
+        <w:t>[</w:t>
+      </w:r>
+      <w:r>
+        <w:rPr>
+          <w:sz w:val="28"/>
+          <w:szCs w:val="28"/>
+        </w:rPr>
+        <w:t>4]</w:t>
       </w:r>
     </w:p>
     <w:p>
-      <w:r>
-        <w:rPr>
-          <w:lang w:val="en-US"/>
-        </w:rPr>
-        <w:t>CV</w:t>
-      </w:r>
-      <w:r>
-        <w:t xml:space="preserve"> - </w:t>
+      <w:pPr>
+        <w:spacing w:line="360" w:lineRule="auto"/>
+        <w:rPr>
+          <w:sz w:val="28"/>
+          <w:szCs w:val="28"/>
+        </w:rPr>
+      </w:pPr>
+      <w:r>
+        <w:rPr>
+          <w:sz w:val="28"/>
+          <w:szCs w:val="28"/>
+          <w:lang w:val="en-US"/>
+        </w:rPr>
+        <w:t>YOLO</w:t>
+      </w:r>
+      <w:r>
+        <w:rPr>
+          <w:sz w:val="28"/>
+          <w:szCs w:val="28"/>
+        </w:rPr>
+        <w:t xml:space="preserve"> - это продвинутый</w:t>
+      </w:r>
+      <w:r>
+        <w:rPr>
+          <w:sz w:val="28"/>
+          <w:szCs w:val="28"/>
+        </w:rPr>
+        <w:t xml:space="preserve"> алгоритм обнаружения объектов, использующий глубокие нейронные сети. Она расшифровывается как "</w:t>
+      </w:r>
+      <w:r>
+        <w:rPr>
+          <w:sz w:val="28"/>
+          <w:szCs w:val="28"/>
+          <w:lang w:val="en-US"/>
+        </w:rPr>
+        <w:t>You</w:t>
+      </w:r>
+      <w:r>
+        <w:rPr>
+          <w:sz w:val="28"/>
+          <w:szCs w:val="28"/>
+        </w:rPr>
+        <w:t xml:space="preserve"> </w:t>
+      </w:r>
+      <w:r>
+        <w:rPr>
+          <w:sz w:val="28"/>
+          <w:szCs w:val="28"/>
+          <w:lang w:val="en-US"/>
+        </w:rPr>
+        <w:t>Only</w:t>
+      </w:r>
+      <w:r>
+        <w:rPr>
+          <w:sz w:val="28"/>
+          <w:szCs w:val="28"/>
+        </w:rPr>
+        <w:t xml:space="preserve"> </w:t>
+      </w:r>
+      <w:r>
+        <w:rPr>
+          <w:sz w:val="28"/>
+          <w:szCs w:val="28"/>
+          <w:lang w:val="en-US"/>
+        </w:rPr>
+        <w:t>Look</w:t>
+      </w:r>
+      <w:r>
+        <w:rPr>
+          <w:sz w:val="28"/>
+          <w:szCs w:val="28"/>
+        </w:rPr>
+        <w:t xml:space="preserve"> </w:t>
+      </w:r>
+      <w:r>
+        <w:rPr>
+          <w:sz w:val="28"/>
+          <w:szCs w:val="28"/>
+          <w:lang w:val="en-US"/>
+        </w:rPr>
+        <w:t>Once</w:t>
+      </w:r>
+      <w:r>
+        <w:rPr>
+          <w:sz w:val="28"/>
+          <w:szCs w:val="28"/>
+        </w:rPr>
+        <w:t>" или же если переводить "Вы смотрите только один раз". Данная аббревиатура прямо описывает принцип работы модели, фото которые приходят на вход нейронной сети анализируются один раз и сразу же предоставляют результат обнаружения объекта.</w:t>
       </w:r>
     </w:p>
     <w:p>
-      <w:r>
-        <w:t xml:space="preserve">Свертка – </w:t>
+      <w:pPr>
+        <w:spacing w:line="360" w:lineRule="auto"/>
+        <w:rPr>
+          <w:sz w:val="28"/>
+          <w:szCs w:val="28"/>
+        </w:rPr>
+      </w:pPr>
+      <w:r>
+        <w:rPr>
+          <w:sz w:val="28"/>
+          <w:szCs w:val="28"/>
+        </w:rPr>
+        <w:t>Главной целью обнаружения объекта является не только проверка на наличии объекта на изображении, а также еще определение его точного местоположения. Для этого модель определяет координаты ограничивающей рамки вокруг объекта и присваивает ему определенный класс. На фото может быть сразу несколько объектов разных классов, а также они могут пересекаться.</w:t>
       </w:r>
     </w:p>
     <w:p>
-      <w:r>
-        <w:t xml:space="preserve">Метрики в </w:t>
-      </w:r>
-      <w:r>
-        <w:rPr>
-          <w:lang w:val="en-US"/>
-        </w:rPr>
-        <w:t>CV</w:t>
+      <w:pPr>
+        <w:spacing w:line="360" w:lineRule="auto"/>
+        <w:rPr>
+          <w:sz w:val="28"/>
+          <w:szCs w:val="28"/>
+        </w:rPr>
+      </w:pPr>
+      <w:r>
+        <w:rPr>
+          <w:sz w:val="28"/>
+          <w:szCs w:val="28"/>
+        </w:rPr>
+        <w:t xml:space="preserve">В отличие от остальных подходов, </w:t>
+      </w:r>
+      <w:r>
+        <w:rPr>
+          <w:sz w:val="28"/>
+          <w:szCs w:val="28"/>
+          <w:lang w:val="en-US"/>
+        </w:rPr>
+        <w:t>YOLO</w:t>
+      </w:r>
+      <w:r>
+        <w:rPr>
+          <w:sz w:val="28"/>
+          <w:szCs w:val="28"/>
+        </w:rPr>
+        <w:t xml:space="preserve"> превосходит их благодаря сверточным нейронным сетям. </w:t>
+      </w:r>
+      <w:r>
+        <w:rPr>
+          <w:sz w:val="28"/>
+          <w:szCs w:val="28"/>
+        </w:rPr>
+        <w:t>Модель может анализировать все изображение целиком, учитывать контекст других объектов и выполнять вычисления чрезвычайно быстро, что очень часто используют в анализе данных в реальном времени.</w:t>
       </w:r>
     </w:p>
     <w:p>
+      <w:pPr>
+        <w:spacing w:line="360" w:lineRule="auto"/>
+        <w:rPr>
+          <w:sz w:val="28"/>
+          <w:szCs w:val="28"/>
+        </w:rPr>
+      </w:pPr>
+      <w:r>
+        <w:rPr>
+          <w:sz w:val="28"/>
+          <w:szCs w:val="28"/>
+        </w:rPr>
+        <w:t xml:space="preserve">Архитектура </w:t>
+      </w:r>
+      <w:r>
+        <w:rPr>
+          <w:sz w:val="28"/>
+          <w:szCs w:val="28"/>
+          <w:lang w:val="en-US"/>
+        </w:rPr>
+        <w:t>YOLOv</w:t>
+      </w:r>
+      <w:r>
+        <w:rPr>
+          <w:sz w:val="28"/>
+          <w:szCs w:val="28"/>
+        </w:rPr>
+        <w:t xml:space="preserve">8 </w:t>
+      </w:r>
+      <w:r>
+        <w:rPr>
+          <w:sz w:val="28"/>
+          <w:szCs w:val="28"/>
+        </w:rPr>
+        <w:t xml:space="preserve">разделена на три функциональных модуля. Первый модуль </w:t>
+      </w:r>
+      <w:r>
+        <w:rPr>
+          <w:sz w:val="28"/>
+          <w:szCs w:val="28"/>
+          <w:lang w:val="en-US"/>
+        </w:rPr>
+        <w:t>Backbone</w:t>
+      </w:r>
+      <w:r>
+        <w:rPr>
+          <w:sz w:val="28"/>
+          <w:szCs w:val="28"/>
+        </w:rPr>
+        <w:t xml:space="preserve"> </w:t>
+      </w:r>
+      <w:r>
+        <w:rPr>
+          <w:sz w:val="28"/>
+          <w:szCs w:val="28"/>
+        </w:rPr>
+        <w:t xml:space="preserve">ответственен за извлечение признаков из входного изображения при помощи </w:t>
+      </w:r>
+      <w:r>
+        <w:rPr>
+          <w:sz w:val="28"/>
+          <w:szCs w:val="28"/>
+          <w:lang w:val="en-US"/>
+        </w:rPr>
+        <w:t>C</w:t>
+      </w:r>
+      <w:r>
+        <w:rPr>
+          <w:sz w:val="28"/>
+          <w:szCs w:val="28"/>
+        </w:rPr>
+        <w:t>2</w:t>
+      </w:r>
+      <w:r>
+        <w:rPr>
+          <w:sz w:val="28"/>
+          <w:szCs w:val="28"/>
+          <w:lang w:val="en-US"/>
+        </w:rPr>
+        <w:t>f</w:t>
+      </w:r>
+      <w:r>
+        <w:rPr>
+          <w:sz w:val="28"/>
+          <w:szCs w:val="28"/>
+        </w:rPr>
+        <w:t xml:space="preserve">-блоков. </w:t>
+      </w:r>
+      <w:r>
+        <w:rPr>
+          <w:sz w:val="28"/>
+          <w:szCs w:val="28"/>
+          <w:lang w:val="en-US"/>
+        </w:rPr>
+        <w:t>Neck</w:t>
+      </w:r>
+      <w:r>
+        <w:rPr>
+          <w:sz w:val="28"/>
+          <w:szCs w:val="28"/>
+        </w:rPr>
+        <w:t xml:space="preserve"> </w:t>
+      </w:r>
+      <w:r>
+        <w:rPr>
+          <w:sz w:val="28"/>
+          <w:szCs w:val="28"/>
+        </w:rPr>
+        <w:t xml:space="preserve">объединяет признаки на разных уровнях с использованием </w:t>
+      </w:r>
+      <w:r>
+        <w:rPr>
+          <w:sz w:val="28"/>
+          <w:szCs w:val="28"/>
+          <w:lang w:val="en-US"/>
+        </w:rPr>
+        <w:t>FPN</w:t>
+      </w:r>
+      <w:r>
+        <w:rPr>
+          <w:sz w:val="28"/>
+          <w:szCs w:val="28"/>
+        </w:rPr>
+        <w:t xml:space="preserve"> </w:t>
+      </w:r>
+      <w:r>
+        <w:rPr>
+          <w:sz w:val="28"/>
+          <w:szCs w:val="28"/>
+        </w:rPr>
+        <w:t xml:space="preserve">и </w:t>
+      </w:r>
+      <w:r>
+        <w:rPr>
+          <w:sz w:val="28"/>
+          <w:szCs w:val="28"/>
+          <w:lang w:val="en-US"/>
+        </w:rPr>
+        <w:t>PAN</w:t>
+      </w:r>
+      <w:r>
+        <w:rPr>
+          <w:sz w:val="28"/>
+          <w:szCs w:val="28"/>
+        </w:rPr>
+        <w:t xml:space="preserve">. </w:t>
+      </w:r>
+      <w:r>
+        <w:rPr>
+          <w:sz w:val="28"/>
+          <w:szCs w:val="28"/>
+        </w:rPr>
+        <w:t xml:space="preserve">И финальный модуль </w:t>
+      </w:r>
+      <w:r>
+        <w:rPr>
+          <w:sz w:val="28"/>
+          <w:szCs w:val="28"/>
+          <w:lang w:val="en-US"/>
+        </w:rPr>
+        <w:t>Detection</w:t>
+      </w:r>
+      <w:r>
+        <w:rPr>
+          <w:sz w:val="28"/>
+          <w:szCs w:val="28"/>
+        </w:rPr>
+        <w:t xml:space="preserve"> </w:t>
+      </w:r>
+      <w:r>
+        <w:rPr>
+          <w:sz w:val="28"/>
+          <w:szCs w:val="28"/>
+          <w:lang w:val="en-US"/>
+        </w:rPr>
+        <w:t>Head</w:t>
+      </w:r>
+      <w:r>
+        <w:rPr>
+          <w:sz w:val="28"/>
+          <w:szCs w:val="28"/>
+        </w:rPr>
+        <w:t xml:space="preserve"> </w:t>
+      </w:r>
+      <w:r>
+        <w:rPr>
+          <w:sz w:val="28"/>
+          <w:szCs w:val="28"/>
+        </w:rPr>
+        <w:t>предсказывает местоположение, класс, и уверенность объектов. Модель</w:t>
+      </w:r>
+      <w:r>
+        <w:rPr>
+          <w:sz w:val="28"/>
+          <w:szCs w:val="28"/>
+        </w:rPr>
+        <w:t xml:space="preserve"> </w:t>
+      </w:r>
+      <w:r>
+        <w:rPr>
+          <w:sz w:val="28"/>
+          <w:szCs w:val="28"/>
+          <w:lang w:val="en-US"/>
+        </w:rPr>
+        <w:t>YOLOv</w:t>
+      </w:r>
+      <w:r>
+        <w:rPr>
+          <w:sz w:val="28"/>
+          <w:szCs w:val="28"/>
+        </w:rPr>
+        <w:t>8</w:t>
+      </w:r>
+      <w:r>
+        <w:rPr>
+          <w:sz w:val="28"/>
+          <w:szCs w:val="28"/>
+          <w:lang w:val="en-US"/>
+        </w:rPr>
+        <w:t>n</w:t>
+      </w:r>
+      <w:r>
+        <w:rPr>
+          <w:sz w:val="28"/>
+          <w:szCs w:val="28"/>
+        </w:rPr>
+        <w:t xml:space="preserve"> </w:t>
+      </w:r>
+      <w:r>
+        <w:rPr>
+          <w:sz w:val="28"/>
+          <w:szCs w:val="28"/>
+        </w:rPr>
+        <w:t xml:space="preserve">содержит 225 слоя, в то же время у </w:t>
+      </w:r>
+      <w:r>
+        <w:rPr>
+          <w:sz w:val="28"/>
+          <w:szCs w:val="28"/>
+          <w:lang w:val="en-US"/>
+        </w:rPr>
+        <w:t>YOLOv</w:t>
+      </w:r>
+      <w:r>
+        <w:rPr>
+          <w:sz w:val="28"/>
+          <w:szCs w:val="28"/>
+        </w:rPr>
+        <w:t>8</w:t>
+      </w:r>
+      <w:r>
+        <w:rPr>
+          <w:sz w:val="28"/>
+          <w:szCs w:val="28"/>
+          <w:lang w:val="en-US"/>
+        </w:rPr>
+        <w:t>x</w:t>
+      </w:r>
+      <w:r>
+        <w:rPr>
+          <w:sz w:val="28"/>
+          <w:szCs w:val="28"/>
+        </w:rPr>
+        <w:t xml:space="preserve">, которая является </w:t>
+      </w:r>
+      <w:r>
+        <w:rPr>
+          <w:sz w:val="28"/>
+          <w:szCs w:val="28"/>
+        </w:rPr>
+        <w:lastRenderedPageBreak/>
+        <w:t xml:space="preserve">самой большой из семьи </w:t>
+      </w:r>
+      <w:r>
+        <w:rPr>
+          <w:sz w:val="28"/>
+          <w:szCs w:val="28"/>
+          <w:lang w:val="en-US"/>
+        </w:rPr>
+        <w:t>v</w:t>
+      </w:r>
+      <w:r>
+        <w:rPr>
+          <w:sz w:val="28"/>
+          <w:szCs w:val="28"/>
+        </w:rPr>
+        <w:t>8,</w:t>
+      </w:r>
+      <w:r>
+        <w:rPr>
+          <w:sz w:val="28"/>
+          <w:szCs w:val="28"/>
+        </w:rPr>
+        <w:t xml:space="preserve"> 365 слоев. Функцией активации является </w:t>
+      </w:r>
       <w:proofErr w:type="spellStart"/>
       <w:r>
         <w:rPr>
-          <w:lang w:val="en-US"/>
-        </w:rPr>
-        <w:t>IoU</w:t>
+          <w:sz w:val="28"/>
+          <w:szCs w:val="28"/>
+          <w:lang w:val="en-US"/>
+        </w:rPr>
+        <w:t>SiLU</w:t>
       </w:r>
       <w:proofErr w:type="spellEnd"/>
+      <w:r>
+        <w:rPr>
+          <w:sz w:val="28"/>
+          <w:szCs w:val="28"/>
+        </w:rPr>
+        <w:t xml:space="preserve">(функция </w:t>
+      </w:r>
+      <w:proofErr w:type="spellStart"/>
+      <w:r>
+        <w:rPr>
+          <w:sz w:val="28"/>
+          <w:szCs w:val="28"/>
+        </w:rPr>
+        <w:t>сигмоиды</w:t>
+      </w:r>
+      <w:proofErr w:type="spellEnd"/>
+      <w:r>
+        <w:rPr>
+          <w:sz w:val="28"/>
+          <w:szCs w:val="28"/>
+        </w:rPr>
+        <w:t>).</w:t>
+      </w:r>
     </w:p>
     <w:p>
-      <w:r>
-        <w:rPr>
-          <w:lang w:val="en-US"/>
-        </w:rPr>
-        <w:t>Yolo</w:t>
-      </w:r>
-      <w:r>
-        <w:t xml:space="preserve"> – </w:t>
+      <w:pPr>
+        <w:spacing w:line="360" w:lineRule="auto"/>
+        <w:rPr>
+          <w:sz w:val="28"/>
+          <w:szCs w:val="28"/>
+        </w:rPr>
+      </w:pPr>
+      <w:r>
+        <w:rPr>
+          <w:sz w:val="28"/>
+          <w:szCs w:val="28"/>
+        </w:rPr>
+        <w:t xml:space="preserve">В контексте обработки изображений свертка включает в себя скольжение небольшого фильтра, которое очень часто называют ядром, по входному изображению для создания карты значимых признаков. </w:t>
+      </w:r>
+      <w:r>
+        <w:rPr>
+          <w:sz w:val="28"/>
+          <w:szCs w:val="28"/>
+        </w:rPr>
+        <w:t>Она позволяет моделям искусственного интеллекта автоматически обучаться и находить закономерности, такие как края, текстуры и формы, без вмешательства человека. При помощи свертки компьютерное зрение может создавать иерархическое понимание визуальных данных, начиная с простых линий и переходя к сложным объектам, таким как лица или транспортные средства.</w:t>
       </w:r>
     </w:p>
     <w:p>
-      <w:r>
-        <w:t xml:space="preserve">Какое ядро у </w:t>
-      </w:r>
-      <w:r>
-        <w:rPr>
-          <w:lang w:val="en-US"/>
-        </w:rPr>
-        <w:t>Yolo</w:t>
-      </w:r>
-      <w:r>
-        <w:t>, сколь</w:t>
-      </w:r>
-      <w:r>
-        <w:t>к</w:t>
-      </w:r>
-      <w:r>
-        <w:t>о слоев, размерность</w:t>
+      <w:pPr>
+        <w:spacing w:line="360" w:lineRule="auto"/>
+        <w:rPr>
+          <w:sz w:val="28"/>
+          <w:szCs w:val="28"/>
+        </w:rPr>
+      </w:pPr>
+      <w:r>
+        <w:rPr>
+          <w:sz w:val="28"/>
+          <w:szCs w:val="28"/>
+        </w:rPr>
+        <w:t xml:space="preserve">Для оценки классификации изображений используется такие метрики, как </w:t>
+      </w:r>
+      <w:r>
+        <w:rPr>
+          <w:sz w:val="28"/>
+          <w:szCs w:val="28"/>
+          <w:lang w:val="en-US"/>
+        </w:rPr>
+        <w:t>Accuracy</w:t>
+      </w:r>
+      <w:r>
+        <w:rPr>
+          <w:sz w:val="28"/>
+          <w:szCs w:val="28"/>
+        </w:rPr>
+        <w:t xml:space="preserve">, </w:t>
+      </w:r>
+      <w:r>
+        <w:rPr>
+          <w:sz w:val="28"/>
+          <w:szCs w:val="28"/>
+          <w:lang w:val="en-US"/>
+        </w:rPr>
+        <w:t>Precision</w:t>
+      </w:r>
+      <w:r>
+        <w:rPr>
+          <w:sz w:val="28"/>
+          <w:szCs w:val="28"/>
+        </w:rPr>
+        <w:t xml:space="preserve">, </w:t>
+      </w:r>
+      <w:r>
+        <w:rPr>
+          <w:sz w:val="28"/>
+          <w:szCs w:val="28"/>
+          <w:lang w:val="en-US"/>
+        </w:rPr>
+        <w:t>Recall</w:t>
+      </w:r>
+      <w:r>
+        <w:rPr>
+          <w:sz w:val="28"/>
+          <w:szCs w:val="28"/>
+        </w:rPr>
+        <w:t xml:space="preserve">, </w:t>
+      </w:r>
+      <w:r>
+        <w:rPr>
+          <w:sz w:val="28"/>
+          <w:szCs w:val="28"/>
+          <w:lang w:val="en-US"/>
+        </w:rPr>
+        <w:t>F</w:t>
+      </w:r>
+      <w:r>
+        <w:rPr>
+          <w:sz w:val="28"/>
+          <w:szCs w:val="28"/>
+        </w:rPr>
+        <w:t>1-</w:t>
+      </w:r>
+      <w:r>
+        <w:rPr>
+          <w:sz w:val="28"/>
+          <w:szCs w:val="28"/>
+          <w:lang w:val="en-US"/>
+        </w:rPr>
+        <w:t>score</w:t>
+      </w:r>
+      <w:r>
+        <w:rPr>
+          <w:sz w:val="28"/>
+          <w:szCs w:val="28"/>
+        </w:rPr>
+        <w:t xml:space="preserve">, </w:t>
+      </w:r>
+      <w:r>
+        <w:rPr>
+          <w:sz w:val="28"/>
+          <w:szCs w:val="28"/>
+        </w:rPr>
+        <w:t xml:space="preserve">и матрица ошибок. Для моделей обнаружения объектов наиболее эффективными являются </w:t>
+      </w:r>
+      <w:proofErr w:type="spellStart"/>
+      <w:r>
+        <w:rPr>
+          <w:sz w:val="28"/>
+          <w:szCs w:val="28"/>
+        </w:rPr>
+        <w:t>IoU</w:t>
+      </w:r>
+      <w:proofErr w:type="spellEnd"/>
+      <w:r>
+        <w:rPr>
+          <w:sz w:val="28"/>
+          <w:szCs w:val="28"/>
+        </w:rPr>
+        <w:t xml:space="preserve"> и </w:t>
+      </w:r>
+      <w:proofErr w:type="spellStart"/>
+      <w:r>
+        <w:rPr>
+          <w:sz w:val="28"/>
+          <w:szCs w:val="28"/>
+        </w:rPr>
+        <w:t>mAP</w:t>
+      </w:r>
+      <w:proofErr w:type="spellEnd"/>
+      <w:r>
+        <w:rPr>
+          <w:sz w:val="28"/>
+          <w:szCs w:val="28"/>
+        </w:rPr>
+        <w:t xml:space="preserve">. </w:t>
+      </w:r>
+      <w:proofErr w:type="spellStart"/>
+      <w:r>
+        <w:rPr>
+          <w:sz w:val="28"/>
+          <w:szCs w:val="28"/>
+          <w:lang w:val="en-US"/>
+        </w:rPr>
+        <w:t>IoU</w:t>
+      </w:r>
+      <w:proofErr w:type="spellEnd"/>
+      <w:r>
+        <w:rPr>
+          <w:sz w:val="28"/>
+          <w:szCs w:val="28"/>
+        </w:rPr>
+        <w:t xml:space="preserve"> </w:t>
+      </w:r>
+      <w:r>
+        <w:rPr>
+          <w:sz w:val="28"/>
+          <w:szCs w:val="28"/>
+        </w:rPr>
+        <w:t xml:space="preserve">или же </w:t>
+      </w:r>
+      <w:r>
+        <w:rPr>
+          <w:sz w:val="28"/>
+          <w:szCs w:val="28"/>
+        </w:rPr>
+        <w:t>"</w:t>
+      </w:r>
+      <w:proofErr w:type="spellStart"/>
+      <w:r>
+        <w:rPr>
+          <w:sz w:val="28"/>
+          <w:szCs w:val="28"/>
+          <w:lang w:val="en-US"/>
+        </w:rPr>
+        <w:t>Intersaction</w:t>
+      </w:r>
+      <w:proofErr w:type="spellEnd"/>
+      <w:r>
+        <w:rPr>
+          <w:sz w:val="28"/>
+          <w:szCs w:val="28"/>
+        </w:rPr>
+        <w:t xml:space="preserve"> </w:t>
+      </w:r>
+      <w:r>
+        <w:rPr>
+          <w:sz w:val="28"/>
+          <w:szCs w:val="28"/>
+          <w:lang w:val="en-US"/>
+        </w:rPr>
+        <w:t>over</w:t>
+      </w:r>
+      <w:r>
+        <w:rPr>
+          <w:sz w:val="28"/>
+          <w:szCs w:val="28"/>
+        </w:rPr>
+        <w:t xml:space="preserve"> </w:t>
+      </w:r>
+      <w:r>
+        <w:rPr>
+          <w:sz w:val="28"/>
+          <w:szCs w:val="28"/>
+          <w:lang w:val="en-US"/>
+        </w:rPr>
+        <w:t>Union</w:t>
+      </w:r>
+      <w:r>
+        <w:rPr>
+          <w:sz w:val="28"/>
+          <w:szCs w:val="28"/>
+        </w:rPr>
+        <w:t>"</w:t>
+      </w:r>
+      <w:r>
+        <w:rPr>
+          <w:sz w:val="28"/>
+          <w:szCs w:val="28"/>
+        </w:rPr>
+        <w:t xml:space="preserve"> показывает насколько предсказанный прямоугольник совпал с реальным расположением объекта. Вычисляется он как отношение площади пересечения двух прямоугольников к площади их объединения.</w:t>
+      </w:r>
+      <w:r>
+        <w:rPr>
+          <w:sz w:val="28"/>
+          <w:szCs w:val="28"/>
+        </w:rPr>
+        <w:t xml:space="preserve"> Значения данной метрики изменяются от 0 до 1. Если значение превышает 0,5 обычно детекцию считают удачной. Также есть такая метрика </w:t>
+      </w:r>
+      <w:r>
+        <w:rPr>
+          <w:sz w:val="28"/>
+          <w:szCs w:val="28"/>
+          <w:lang w:val="en-US"/>
+        </w:rPr>
+        <w:t>Confidence</w:t>
+      </w:r>
+      <w:r>
+        <w:rPr>
+          <w:sz w:val="28"/>
+          <w:szCs w:val="28"/>
+        </w:rPr>
+        <w:t>,</w:t>
+      </w:r>
+      <w:r>
+        <w:rPr>
+          <w:sz w:val="28"/>
+          <w:szCs w:val="28"/>
+        </w:rPr>
+        <w:t xml:space="preserve"> она отражает уверенность модели в том, что обнаруженный объект принадлежит определенному классу. Это значение также может изменяться от 0 до 1. Чтобы понять, насколько хорошо работает детектор, мы смотрим на </w:t>
+      </w:r>
+      <w:r>
+        <w:rPr>
+          <w:sz w:val="28"/>
+          <w:szCs w:val="28"/>
+          <w:lang w:val="en-US"/>
+        </w:rPr>
+        <w:t>Precision</w:t>
+      </w:r>
+      <w:r>
+        <w:rPr>
+          <w:sz w:val="28"/>
+          <w:szCs w:val="28"/>
+        </w:rPr>
+        <w:t xml:space="preserve"> </w:t>
+      </w:r>
+      <w:r>
+        <w:rPr>
+          <w:sz w:val="28"/>
+          <w:szCs w:val="28"/>
+        </w:rPr>
+        <w:t xml:space="preserve">и </w:t>
+      </w:r>
+      <w:r>
+        <w:rPr>
+          <w:sz w:val="28"/>
+          <w:szCs w:val="28"/>
+          <w:lang w:val="en-US"/>
+        </w:rPr>
+        <w:t>Recall</w:t>
+      </w:r>
+      <w:r>
+        <w:rPr>
+          <w:sz w:val="28"/>
+          <w:szCs w:val="28"/>
+        </w:rPr>
+        <w:t xml:space="preserve">. </w:t>
+      </w:r>
+      <w:r>
+        <w:rPr>
+          <w:sz w:val="28"/>
+          <w:szCs w:val="28"/>
+        </w:rPr>
+        <w:t xml:space="preserve">Первая метрика </w:t>
+      </w:r>
+      <w:r>
+        <w:rPr>
+          <w:sz w:val="28"/>
+          <w:szCs w:val="28"/>
+        </w:rPr>
+        <w:t>определяет процент истинно положительных срабатываний от общего числа обнаружений</w:t>
+      </w:r>
+      <w:r>
+        <w:rPr>
+          <w:sz w:val="28"/>
+          <w:szCs w:val="28"/>
+        </w:rPr>
+        <w:t>,</w:t>
+      </w:r>
+      <w:r>
+        <w:rPr>
+          <w:sz w:val="28"/>
+          <w:szCs w:val="28"/>
+        </w:rPr>
+        <w:t xml:space="preserve"> сделанных детектором. А вторая показывает, какая часть из всех настоящих объектов детектор смог найти.</w:t>
+      </w:r>
+      <w:r>
+        <w:rPr>
+          <w:sz w:val="28"/>
+          <w:szCs w:val="28"/>
+        </w:rPr>
+        <w:t xml:space="preserve"> </w:t>
+      </w:r>
+    </w:p>
+    <w:p>
+      <w:pPr>
+        <w:pStyle w:val="a7"/>
+        <w:numPr>
+          <w:ilvl w:val="0"/>
+          <w:numId w:val="4"/>
+        </w:numPr>
+        <w:spacing w:line="360" w:lineRule="auto"/>
+        <w:rPr>
+          <w:sz w:val="28"/>
+          <w:szCs w:val="28"/>
+        </w:rPr>
+      </w:pPr>
+      <w:r>
+        <w:rPr>
+          <w:sz w:val="28"/>
+          <w:szCs w:val="28"/>
+        </w:rPr>
+        <w:t>Установка и настройка среды</w:t>
+      </w:r>
+    </w:p>
+    <w:p>
+      <w:pPr>
+        <w:spacing w:line="360" w:lineRule="auto"/>
+        <w:rPr>
+          <w:sz w:val="28"/>
+          <w:szCs w:val="28"/>
+        </w:rPr>
+      </w:pPr>
+      <w:r>
+        <w:rPr>
+          <w:sz w:val="28"/>
+          <w:szCs w:val="28"/>
+        </w:rPr>
+        <w:t xml:space="preserve">Для корректного выполнения практики нужно правильно настроить программную среду, в которой будет выполняться работа. В рамках выполнения этой работы был выбран язык программирования </w:t>
+      </w:r>
+      <w:r>
+        <w:rPr>
+          <w:sz w:val="28"/>
+          <w:szCs w:val="28"/>
+          <w:lang w:val="en-US"/>
+        </w:rPr>
+        <w:t>Python</w:t>
+      </w:r>
+      <w:r>
+        <w:rPr>
+          <w:sz w:val="28"/>
+          <w:szCs w:val="28"/>
+        </w:rPr>
+        <w:t xml:space="preserve">. </w:t>
+      </w:r>
+      <w:r>
+        <w:rPr>
+          <w:sz w:val="28"/>
+          <w:szCs w:val="28"/>
+        </w:rPr>
+        <w:t xml:space="preserve"> </w:t>
+      </w:r>
+      <w:r>
+        <w:rPr>
+          <w:sz w:val="28"/>
+          <w:szCs w:val="28"/>
+        </w:rPr>
+        <w:t>В</w:t>
+      </w:r>
+      <w:r>
+        <w:rPr>
+          <w:sz w:val="28"/>
+          <w:szCs w:val="28"/>
+        </w:rPr>
+        <w:t xml:space="preserve"> </w:t>
+      </w:r>
+      <w:r>
+        <w:rPr>
+          <w:sz w:val="28"/>
+          <w:szCs w:val="28"/>
+        </w:rPr>
+        <w:lastRenderedPageBreak/>
+        <w:t xml:space="preserve">дополнении к нему нам необходимо установить набор специализированных библиотек для задач компьютерного зрения и машинного обучения. Компания </w:t>
+      </w:r>
+      <w:proofErr w:type="spellStart"/>
+      <w:r>
+        <w:rPr>
+          <w:sz w:val="28"/>
+          <w:szCs w:val="28"/>
+          <w:lang w:val="en-US"/>
+        </w:rPr>
+        <w:t>Ultralytics</w:t>
+      </w:r>
+      <w:proofErr w:type="spellEnd"/>
+      <w:r>
+        <w:rPr>
+          <w:sz w:val="28"/>
+          <w:szCs w:val="28"/>
+        </w:rPr>
+        <w:t xml:space="preserve"> </w:t>
+      </w:r>
+      <w:r>
+        <w:rPr>
+          <w:sz w:val="28"/>
+          <w:szCs w:val="28"/>
+        </w:rPr>
+        <w:t xml:space="preserve">является ведущим разработчиком в области компьютерного зрения, а также известна как разработчик моделей детекции семейства </w:t>
+      </w:r>
+      <w:r>
+        <w:rPr>
+          <w:sz w:val="28"/>
+          <w:szCs w:val="28"/>
+          <w:lang w:val="en-US"/>
+        </w:rPr>
+        <w:t>YOLO</w:t>
+      </w:r>
+      <w:r>
+        <w:rPr>
+          <w:sz w:val="28"/>
+          <w:szCs w:val="28"/>
+        </w:rPr>
+        <w:t xml:space="preserve">. </w:t>
+      </w:r>
+      <w:r>
+        <w:rPr>
+          <w:sz w:val="28"/>
+          <w:szCs w:val="28"/>
+        </w:rPr>
+        <w:t xml:space="preserve">Данная компания распространяет </w:t>
+      </w:r>
+      <w:r>
+        <w:rPr>
+          <w:sz w:val="28"/>
+          <w:szCs w:val="28"/>
+          <w:lang w:val="en-US"/>
+        </w:rPr>
+        <w:t>YOLO</w:t>
+      </w:r>
+      <w:r>
+        <w:rPr>
+          <w:sz w:val="28"/>
+          <w:szCs w:val="28"/>
+        </w:rPr>
+        <w:t xml:space="preserve"> </w:t>
+      </w:r>
+      <w:r>
+        <w:rPr>
+          <w:sz w:val="28"/>
+          <w:szCs w:val="28"/>
+        </w:rPr>
+        <w:t xml:space="preserve">через </w:t>
+      </w:r>
+      <w:r>
+        <w:rPr>
+          <w:sz w:val="28"/>
+          <w:szCs w:val="28"/>
+          <w:lang w:val="en-US"/>
+        </w:rPr>
+        <w:t>Python</w:t>
+      </w:r>
+      <w:r>
+        <w:rPr>
+          <w:sz w:val="28"/>
+          <w:szCs w:val="28"/>
+        </w:rPr>
+        <w:t>-</w:t>
+      </w:r>
+      <w:r>
+        <w:rPr>
+          <w:sz w:val="28"/>
+          <w:szCs w:val="28"/>
+        </w:rPr>
+        <w:t xml:space="preserve">пакет </w:t>
+      </w:r>
+      <w:proofErr w:type="spellStart"/>
+      <w:r>
+        <w:rPr>
+          <w:sz w:val="28"/>
+          <w:szCs w:val="28"/>
+          <w:lang w:val="en-US"/>
+        </w:rPr>
+        <w:t>ultralytics</w:t>
+      </w:r>
+      <w:proofErr w:type="spellEnd"/>
+      <w:r>
+        <w:rPr>
+          <w:sz w:val="28"/>
+          <w:szCs w:val="28"/>
+        </w:rPr>
+        <w:t xml:space="preserve">, </w:t>
+      </w:r>
+      <w:r>
+        <w:rPr>
+          <w:sz w:val="28"/>
+          <w:szCs w:val="28"/>
+        </w:rPr>
+        <w:t xml:space="preserve">который нужно ставить через пакетный менеджер </w:t>
+      </w:r>
+      <w:r>
+        <w:rPr>
+          <w:sz w:val="28"/>
+          <w:szCs w:val="28"/>
+          <w:lang w:val="en-US"/>
+        </w:rPr>
+        <w:t>pip</w:t>
+      </w:r>
+      <w:r>
+        <w:rPr>
+          <w:sz w:val="28"/>
+          <w:szCs w:val="28"/>
+        </w:rPr>
+        <w:t>.</w:t>
+      </w:r>
+    </w:p>
+    <w:p>
+      <w:pPr>
+        <w:spacing w:line="360" w:lineRule="auto"/>
+        <w:rPr>
+          <w:sz w:val="28"/>
+          <w:szCs w:val="28"/>
+        </w:rPr>
+      </w:pPr>
+      <w:r>
+        <w:rPr>
+          <w:sz w:val="28"/>
+          <w:szCs w:val="28"/>
+        </w:rPr>
+        <w:t xml:space="preserve">У </w:t>
+      </w:r>
+      <w:r>
+        <w:rPr>
+          <w:sz w:val="28"/>
+          <w:szCs w:val="28"/>
+          <w:lang w:val="en-US"/>
+        </w:rPr>
+        <w:t>Python</w:t>
+      </w:r>
+      <w:r>
+        <w:rPr>
+          <w:sz w:val="28"/>
+          <w:szCs w:val="28"/>
+        </w:rPr>
+        <w:t xml:space="preserve"> </w:t>
+      </w:r>
+      <w:r>
+        <w:rPr>
+          <w:sz w:val="28"/>
+          <w:szCs w:val="28"/>
+        </w:rPr>
+        <w:t>есть несколько реализаций интерпретатора. Они отличают</w:t>
+      </w:r>
+      <w:r>
+        <w:rPr>
+          <w:sz w:val="28"/>
+          <w:szCs w:val="28"/>
+        </w:rPr>
+        <w:t xml:space="preserve">ся языками программирования, на котором они написаны. Например, </w:t>
+      </w:r>
+      <w:proofErr w:type="spellStart"/>
+      <w:r>
+        <w:rPr>
+          <w:sz w:val="28"/>
+          <w:szCs w:val="28"/>
+          <w:lang w:val="en-US"/>
+        </w:rPr>
+        <w:t>PyPy</w:t>
+      </w:r>
+      <w:proofErr w:type="spellEnd"/>
+      <w:r>
+        <w:rPr>
+          <w:sz w:val="28"/>
+          <w:szCs w:val="28"/>
+        </w:rPr>
+        <w:t xml:space="preserve"> - компилятор написанный на </w:t>
+      </w:r>
+      <w:r>
+        <w:rPr>
+          <w:sz w:val="28"/>
+          <w:szCs w:val="28"/>
+          <w:lang w:val="en-US"/>
+        </w:rPr>
+        <w:t>Python</w:t>
+      </w:r>
+      <w:r>
+        <w:rPr>
+          <w:sz w:val="28"/>
+          <w:szCs w:val="28"/>
+        </w:rPr>
+        <w:t xml:space="preserve">. Также есть кросс-компилятор </w:t>
+      </w:r>
+      <w:proofErr w:type="spellStart"/>
+      <w:r>
+        <w:rPr>
+          <w:sz w:val="28"/>
+          <w:szCs w:val="28"/>
+          <w:lang w:val="en-US"/>
+        </w:rPr>
+        <w:t>Jython</w:t>
+      </w:r>
+      <w:proofErr w:type="spellEnd"/>
+      <w:r>
+        <w:rPr>
+          <w:sz w:val="28"/>
+          <w:szCs w:val="28"/>
+        </w:rPr>
+        <w:t xml:space="preserve">, </w:t>
+      </w:r>
+      <w:r>
+        <w:rPr>
+          <w:sz w:val="28"/>
+          <w:szCs w:val="28"/>
+        </w:rPr>
+        <w:t xml:space="preserve">он написан на </w:t>
+      </w:r>
+      <w:r>
+        <w:rPr>
+          <w:sz w:val="28"/>
+          <w:szCs w:val="28"/>
+          <w:lang w:val="en-US"/>
+        </w:rPr>
+        <w:t>Java</w:t>
+      </w:r>
+      <w:r>
+        <w:rPr>
+          <w:sz w:val="28"/>
+          <w:szCs w:val="28"/>
+        </w:rPr>
+        <w:t xml:space="preserve"> </w:t>
+      </w:r>
+      <w:r>
+        <w:rPr>
+          <w:sz w:val="28"/>
+          <w:szCs w:val="28"/>
+        </w:rPr>
+        <w:t xml:space="preserve">и при выполнении компилирует исходный код </w:t>
+      </w:r>
+      <w:r>
+        <w:rPr>
+          <w:sz w:val="28"/>
+          <w:szCs w:val="28"/>
+          <w:lang w:val="en-US"/>
+        </w:rPr>
+        <w:t>Python</w:t>
+      </w:r>
+      <w:r>
+        <w:rPr>
+          <w:sz w:val="28"/>
+          <w:szCs w:val="28"/>
+        </w:rPr>
+        <w:t xml:space="preserve"> </w:t>
+      </w:r>
+      <w:r>
+        <w:rPr>
+          <w:sz w:val="28"/>
+          <w:szCs w:val="28"/>
+        </w:rPr>
+        <w:t xml:space="preserve">в байт-код </w:t>
+      </w:r>
+      <w:r>
+        <w:rPr>
+          <w:sz w:val="28"/>
+          <w:szCs w:val="28"/>
+          <w:lang w:val="en-US"/>
+        </w:rPr>
+        <w:t>Java</w:t>
+      </w:r>
+      <w:r>
+        <w:rPr>
+          <w:sz w:val="28"/>
+          <w:szCs w:val="28"/>
+        </w:rPr>
+        <w:t xml:space="preserve">. </w:t>
+      </w:r>
+      <w:r>
+        <w:rPr>
+          <w:sz w:val="28"/>
+          <w:szCs w:val="28"/>
+        </w:rPr>
+        <w:t>Но я выбрал</w:t>
+      </w:r>
+      <w:r>
+        <w:rPr>
+          <w:sz w:val="28"/>
+          <w:szCs w:val="28"/>
+        </w:rPr>
+        <w:t xml:space="preserve"> самую популярную</w:t>
+      </w:r>
+      <w:r>
+        <w:rPr>
+          <w:sz w:val="28"/>
+          <w:szCs w:val="28"/>
+        </w:rPr>
+        <w:t xml:space="preserve"> реализацию </w:t>
+      </w:r>
+      <w:proofErr w:type="spellStart"/>
+      <w:r>
+        <w:rPr>
+          <w:sz w:val="28"/>
+          <w:szCs w:val="28"/>
+          <w:lang w:val="en-US"/>
+        </w:rPr>
+        <w:t>CPython</w:t>
+      </w:r>
+      <w:proofErr w:type="spellEnd"/>
+      <w:r>
+        <w:rPr>
+          <w:sz w:val="28"/>
+          <w:szCs w:val="28"/>
+        </w:rPr>
+        <w:t xml:space="preserve">, </w:t>
+      </w:r>
+      <w:r>
+        <w:rPr>
+          <w:sz w:val="28"/>
+          <w:szCs w:val="28"/>
+        </w:rPr>
+        <w:t>то</w:t>
+      </w:r>
+      <w:r>
+        <w:rPr>
+          <w:sz w:val="28"/>
+          <w:szCs w:val="28"/>
+        </w:rPr>
+        <w:t xml:space="preserve"> </w:t>
+      </w:r>
+      <w:r>
+        <w:rPr>
+          <w:sz w:val="28"/>
+          <w:szCs w:val="28"/>
+        </w:rPr>
+        <w:t>есть написанн</w:t>
+      </w:r>
+      <w:r>
+        <w:rPr>
+          <w:sz w:val="28"/>
+          <w:szCs w:val="28"/>
+        </w:rPr>
+        <w:t>ую</w:t>
+      </w:r>
+      <w:r>
+        <w:rPr>
+          <w:sz w:val="28"/>
+          <w:szCs w:val="28"/>
+        </w:rPr>
+        <w:t xml:space="preserve"> на языке </w:t>
+      </w:r>
+      <w:r>
+        <w:rPr>
+          <w:sz w:val="28"/>
+          <w:szCs w:val="28"/>
+          <w:lang w:val="en-US"/>
+        </w:rPr>
+        <w:t>C</w:t>
+      </w:r>
+      <w:r>
+        <w:rPr>
+          <w:sz w:val="28"/>
+          <w:szCs w:val="28"/>
+        </w:rPr>
+        <w:t>.</w:t>
+      </w:r>
+      <w:r>
+        <w:rPr>
+          <w:sz w:val="28"/>
+          <w:szCs w:val="28"/>
+        </w:rPr>
+        <w:t xml:space="preserve"> </w:t>
+      </w:r>
+      <w:r>
+        <w:rPr>
+          <w:sz w:val="28"/>
+          <w:szCs w:val="28"/>
+        </w:rPr>
+        <w:t xml:space="preserve">У него полная поддержка языка </w:t>
+      </w:r>
+      <w:r>
+        <w:rPr>
+          <w:sz w:val="28"/>
+          <w:szCs w:val="28"/>
+          <w:lang w:val="en-US"/>
+        </w:rPr>
+        <w:t>Python</w:t>
+      </w:r>
+      <w:r>
+        <w:rPr>
+          <w:sz w:val="28"/>
+          <w:szCs w:val="28"/>
+        </w:rPr>
+        <w:t xml:space="preserve"> и много библиотек переписаны на низкоуровневые языки(что в свою очередь добавляет в скорости выполнения).</w:t>
+      </w:r>
+    </w:p>
+    <w:p>
+      <w:pPr>
+        <w:spacing w:line="360" w:lineRule="auto"/>
+        <w:rPr>
+          <w:sz w:val="28"/>
+          <w:szCs w:val="28"/>
+        </w:rPr>
+      </w:pPr>
+      <w:r>
+        <w:rPr>
+          <w:sz w:val="28"/>
+          <w:szCs w:val="28"/>
+        </w:rPr>
+        <w:t xml:space="preserve">Библиотека </w:t>
+      </w:r>
+      <w:proofErr w:type="spellStart"/>
+      <w:r>
+        <w:rPr>
+          <w:sz w:val="28"/>
+          <w:szCs w:val="28"/>
+        </w:rPr>
+        <w:t>Ultralytics</w:t>
+      </w:r>
+      <w:proofErr w:type="spellEnd"/>
+      <w:r>
+        <w:rPr>
+          <w:sz w:val="28"/>
+          <w:szCs w:val="28"/>
+        </w:rPr>
+        <w:t xml:space="preserve"> YOLO</w:t>
+      </w:r>
+      <w:r>
+        <w:rPr>
+          <w:sz w:val="28"/>
+          <w:szCs w:val="28"/>
+        </w:rPr>
+        <w:t xml:space="preserve"> </w:t>
+      </w:r>
+      <w:r>
+        <w:rPr>
+          <w:sz w:val="28"/>
+          <w:szCs w:val="28"/>
+        </w:rPr>
+        <w:t xml:space="preserve">для Python обеспечивает бесшовную интеграцию в проекты на Python, упрощая загрузку, запуск и обработку результатов работы модели. </w:t>
+      </w:r>
+      <w:r>
+        <w:rPr>
+          <w:sz w:val="28"/>
+          <w:szCs w:val="28"/>
+        </w:rPr>
+        <w:t>Он минимизирует сложность работы с моделями, позволяя легко загружать их, запускать и обрабатывать результаты. Также при помощи него облегчается внедрение функции детекции в существующие и новые проекты. У нее обширная документация и большая база пользователей.</w:t>
+      </w:r>
+    </w:p>
+    <w:p>
+      <w:pPr>
+        <w:spacing w:line="360" w:lineRule="auto"/>
+        <w:rPr>
+          <w:sz w:val="28"/>
+          <w:szCs w:val="28"/>
+        </w:rPr>
+      </w:pPr>
+      <w:r>
+        <w:rPr>
+          <w:sz w:val="28"/>
+          <w:szCs w:val="28"/>
+          <w:lang w:val="en-US"/>
+        </w:rPr>
+        <w:t>OpenCV</w:t>
+      </w:r>
+      <w:r>
+        <w:rPr>
+          <w:sz w:val="28"/>
+          <w:szCs w:val="28"/>
+        </w:rPr>
+        <w:t xml:space="preserve"> </w:t>
+      </w:r>
+      <w:r>
+        <w:rPr>
+          <w:sz w:val="28"/>
+          <w:szCs w:val="28"/>
+        </w:rPr>
+        <w:t>или же</w:t>
+      </w:r>
+      <w:r>
+        <w:rPr>
+          <w:sz w:val="28"/>
+          <w:szCs w:val="28"/>
+        </w:rPr>
+        <w:t xml:space="preserve"> "</w:t>
+      </w:r>
+      <w:r>
+        <w:rPr>
+          <w:sz w:val="28"/>
+          <w:szCs w:val="28"/>
+          <w:lang w:val="en-US"/>
+        </w:rPr>
+        <w:t>Open</w:t>
+      </w:r>
+      <w:r>
+        <w:rPr>
+          <w:sz w:val="28"/>
+          <w:szCs w:val="28"/>
+        </w:rPr>
+        <w:t xml:space="preserve"> </w:t>
+      </w:r>
+      <w:r>
+        <w:rPr>
+          <w:sz w:val="28"/>
+          <w:szCs w:val="28"/>
+          <w:lang w:val="en-US"/>
+        </w:rPr>
+        <w:t>Source</w:t>
+      </w:r>
+      <w:r>
+        <w:rPr>
+          <w:sz w:val="28"/>
+          <w:szCs w:val="28"/>
+        </w:rPr>
+        <w:t xml:space="preserve"> </w:t>
+      </w:r>
+      <w:r>
+        <w:rPr>
+          <w:sz w:val="28"/>
+          <w:szCs w:val="28"/>
+          <w:lang w:val="en-US"/>
+        </w:rPr>
+        <w:t>Computer</w:t>
+      </w:r>
+      <w:r>
+        <w:rPr>
+          <w:sz w:val="28"/>
+          <w:szCs w:val="28"/>
+        </w:rPr>
+        <w:t xml:space="preserve"> </w:t>
+      </w:r>
+      <w:r>
+        <w:rPr>
+          <w:sz w:val="28"/>
+          <w:szCs w:val="28"/>
+          <w:lang w:val="en-US"/>
+        </w:rPr>
+        <w:t>Vision</w:t>
+      </w:r>
+      <w:r>
+        <w:rPr>
+          <w:sz w:val="28"/>
+          <w:szCs w:val="28"/>
+        </w:rPr>
+        <w:t xml:space="preserve"> </w:t>
+      </w:r>
+      <w:r>
+        <w:rPr>
+          <w:sz w:val="28"/>
+          <w:szCs w:val="28"/>
+          <w:lang w:val="en-US"/>
+        </w:rPr>
+        <w:t>Library</w:t>
+      </w:r>
+      <w:r>
+        <w:rPr>
+          <w:sz w:val="28"/>
+          <w:szCs w:val="28"/>
+        </w:rPr>
+        <w:t xml:space="preserve">" </w:t>
+      </w:r>
+      <w:r>
+        <w:rPr>
+          <w:sz w:val="28"/>
+          <w:szCs w:val="28"/>
+        </w:rPr>
+        <w:t>является</w:t>
+      </w:r>
+      <w:r>
+        <w:rPr>
+          <w:sz w:val="28"/>
+          <w:szCs w:val="28"/>
+        </w:rPr>
+        <w:t xml:space="preserve"> </w:t>
+      </w:r>
+      <w:r>
+        <w:rPr>
+          <w:sz w:val="28"/>
+          <w:szCs w:val="28"/>
+        </w:rPr>
+        <w:t>одной</w:t>
+      </w:r>
+      <w:r>
+        <w:rPr>
+          <w:sz w:val="28"/>
+          <w:szCs w:val="28"/>
+        </w:rPr>
+        <w:t xml:space="preserve"> </w:t>
+      </w:r>
+      <w:r>
+        <w:rPr>
+          <w:sz w:val="28"/>
+          <w:szCs w:val="28"/>
+        </w:rPr>
+        <w:t xml:space="preserve">из самых распространенных библиотек для </w:t>
+      </w:r>
+      <w:r>
+        <w:rPr>
+          <w:sz w:val="28"/>
+          <w:szCs w:val="28"/>
+        </w:rPr>
+        <w:t>разработки приложений и исследований в области компьютерного зрения. Она очень сильно упрощает работу с изображениями, тем что предоставляет готовые инструменты для их захвата, обработки и анализа.</w:t>
+      </w:r>
+      <w:r>
+        <w:t xml:space="preserve"> </w:t>
+      </w:r>
+      <w:r>
+        <w:rPr>
+          <w:sz w:val="28"/>
+          <w:szCs w:val="28"/>
+        </w:rPr>
+        <w:t xml:space="preserve">Благодаря своей универсальности, </w:t>
+      </w:r>
+      <w:proofErr w:type="spellStart"/>
+      <w:r>
+        <w:rPr>
+          <w:sz w:val="28"/>
+          <w:szCs w:val="28"/>
+        </w:rPr>
+        <w:t>OpenCV</w:t>
+      </w:r>
+      <w:proofErr w:type="spellEnd"/>
+      <w:r>
+        <w:rPr>
+          <w:sz w:val="28"/>
+          <w:szCs w:val="28"/>
+        </w:rPr>
+        <w:t xml:space="preserve"> активно применяется как в науке, так и в бизнесе. </w:t>
+      </w:r>
+      <w:r>
+        <w:rPr>
+          <w:sz w:val="28"/>
+          <w:szCs w:val="28"/>
+        </w:rPr>
+        <w:t xml:space="preserve">Он также </w:t>
+      </w:r>
+      <w:r>
+        <w:rPr>
+          <w:sz w:val="28"/>
+          <w:szCs w:val="28"/>
+        </w:rPr>
+        <w:t>использу</w:t>
+      </w:r>
+      <w:r>
+        <w:rPr>
+          <w:sz w:val="28"/>
+          <w:szCs w:val="28"/>
+        </w:rPr>
+        <w:t>ет</w:t>
+      </w:r>
+      <w:r>
+        <w:rPr>
+          <w:sz w:val="28"/>
+          <w:szCs w:val="28"/>
+        </w:rPr>
+        <w:t xml:space="preserve"> удобный формат данных, совместимый с популярными научными библиотеками, такими как </w:t>
+      </w:r>
+      <w:proofErr w:type="spellStart"/>
+      <w:r>
+        <w:rPr>
+          <w:sz w:val="28"/>
+          <w:szCs w:val="28"/>
+        </w:rPr>
+        <w:t>NumPy</w:t>
+      </w:r>
+      <w:proofErr w:type="spellEnd"/>
+      <w:r>
+        <w:rPr>
+          <w:sz w:val="28"/>
+          <w:szCs w:val="28"/>
+        </w:rPr>
+        <w:t xml:space="preserve"> и </w:t>
+      </w:r>
+      <w:proofErr w:type="spellStart"/>
+      <w:r>
+        <w:rPr>
+          <w:sz w:val="28"/>
+          <w:szCs w:val="28"/>
+        </w:rPr>
+        <w:t>SciPy</w:t>
+      </w:r>
+      <w:proofErr w:type="spellEnd"/>
+      <w:r>
+        <w:rPr>
+          <w:sz w:val="28"/>
+          <w:szCs w:val="28"/>
+        </w:rPr>
+        <w:t>.</w:t>
+      </w:r>
+      <w:r>
+        <w:rPr>
+          <w:sz w:val="28"/>
+          <w:szCs w:val="28"/>
+        </w:rPr>
+        <w:t xml:space="preserve"> Что позволяет комбинировать их и ускорять разработку.</w:t>
+      </w:r>
+      <w:r>
+        <w:rPr>
+          <w:sz w:val="28"/>
+          <w:szCs w:val="28"/>
+          <w:lang w:val="en-US"/>
+        </w:rPr>
+        <w:t>[5]</w:t>
+      </w:r>
+    </w:p>
+    <w:p>
+      <w:pPr>
+        <w:pStyle w:val="a7"/>
+        <w:numPr>
+          <w:ilvl w:val="0"/>
+          <w:numId w:val="4"/>
+        </w:numPr>
+        <w:spacing w:line="360" w:lineRule="auto"/>
+        <w:rPr>
+          <w:sz w:val="28"/>
+          <w:szCs w:val="28"/>
+        </w:rPr>
+      </w:pPr>
+      <w:r>
+        <w:rPr>
+          <w:sz w:val="28"/>
+          <w:szCs w:val="28"/>
+        </w:rPr>
+        <w:lastRenderedPageBreak/>
+        <w:t>В</w:t>
+      </w:r>
+      <w:r>
+        <w:rPr>
+          <w:sz w:val="28"/>
+          <w:szCs w:val="28"/>
+        </w:rPr>
+        <w:t>ыполнение практической работы</w:t>
+      </w:r>
+    </w:p>
+    <w:p>
+      <w:pPr>
+        <w:spacing w:line="360" w:lineRule="auto"/>
+        <w:rPr>
+          <w:sz w:val="28"/>
+          <w:szCs w:val="28"/>
+          <w:lang w:val="en-US"/>
+        </w:rPr>
+      </w:pPr>
+      <w:r>
+        <w:rPr>
+          <w:sz w:val="28"/>
+          <w:szCs w:val="28"/>
+        </w:rPr>
+        <w:t>5.1 П</w:t>
+      </w:r>
+      <w:r>
+        <w:rPr>
+          <w:sz w:val="28"/>
+          <w:szCs w:val="28"/>
+        </w:rPr>
+        <w:t>ервый запуск YOLOv8</w:t>
+      </w:r>
+    </w:p>
+    <w:p>
+      <w:pPr>
+        <w:spacing w:line="360" w:lineRule="auto"/>
+        <w:rPr>
+          <w:sz w:val="28"/>
+          <w:szCs w:val="28"/>
+        </w:rPr>
+      </w:pPr>
+      <w:r>
+        <w:rPr>
+          <w:sz w:val="28"/>
+          <w:szCs w:val="28"/>
+        </w:rPr>
+        <w:t xml:space="preserve">Была выполнена установка всех зависимостей </w:t>
       </w:r>
     </w:p>
     <w:sectPr>
@@ -519,12 +2534,62 @@
 </w:document>
 </file>
 
+<file path=word/endnotes.xml><?xml version="1.0" encoding="utf-8"?>
+<w:endnotes xmlns:wpc="http://schemas.microsoft.com/office/word/2010/wordprocessingCanvas" xmlns:cx="http://schemas.microsoft.com/office/drawing/2014/chartex" xmlns:cx1="http://schemas.microsoft.com/office/drawing/2015/9/8/chartex" xmlns:cx2="http://schemas.microsoft.com/office/drawing/2015/10/21/chartex" xmlns:cx3="http://schemas.microsoft.com/office/drawing/2016/5/9/chartex" xmlns:cx4="http://schemas.microsoft.com/office/drawing/2016/5/10/chartex" xmlns:cx5="http://schemas.microsoft.com/office/drawing/2016/5/11/chartex" xmlns:cx6="http://schemas.microsoft.com/office/drawing/2016/5/12/chartex" xmlns:cx7="http://schemas.microsoft.com/office/drawing/2016/5/13/chartex" xmlns:cx8="http://schemas.microsoft.com/office/drawing/2016/5/14/chartex" xmlns:mc="http://schemas.openxmlformats.org/markup-compatibility/2006" xmlns:aink="http://schemas.microsoft.com/office/drawing/2016/ink" xmlns:am3d="http://schemas.microsoft.com/office/drawing/2017/model3d" xmlns:o="urn:schemas-microsoft-com:office:office" xmlns:oel="http://schemas.microsoft.com/office/2019/extlst" xmlns:r="http://schemas.openxmlformats.org/officeDocument/2006/relationships" xmlns:m="http://schemas.openxmlformats.org/officeDocument/2006/math" xmlns:v="urn:schemas-microsoft-com:vml" xmlns:wp14="http://schemas.microsoft.com/office/word/2010/wordprocessingDrawing" xmlns:wp="http://schemas.openxmlformats.org/drawingml/2006/wordprocessingDrawing" xmlns:w10="urn:schemas-microsoft-com:office:word" xmlns:w="http://schemas.openxmlformats.org/wordprocessingml/2006/main" xmlns:w14="http://schemas.microsoft.com/office/word/2010/wordml" xmlns:w15="http://schemas.microsoft.com/office/word/2012/wordml" xmlns:w16cex="http://schemas.microsoft.com/office/word/2018/wordml/cex" xmlns:w16cid="http://schemas.microsoft.com/office/word/2016/wordml/cid" xmlns:w16="http://schemas.microsoft.com/office/word/2018/wordml" xmlns:w16du="http://schemas.microsoft.com/office/word/2023/wordml/word16du" xmlns:w16sdtdh="http://schemas.microsoft.com/office/word/2020/wordml/sdtdatahash" xmlns:w16sdtfl="http://schemas.microsoft.com/office/word/2024/wordml/sdtformatlock" xmlns:w16se="http://schemas.microsoft.com/office/word/2015/wordml/symex" xmlns:wpg="http://schemas.microsoft.com/office/word/2010/wordprocessingGroup" xmlns:wpi="http://schemas.microsoft.com/office/word/2010/wordprocessingInk" xmlns:wne="http://schemas.microsoft.com/office/word/2006/wordml" xmlns:wps="http://schemas.microsoft.com/office/word/2010/wordprocessingShape" mc:Ignorable="w14 w15 w16se w16cid w16 w16cex w16sdtdh w16sdtfl w16du wp14">
+  <w:endnote w:type="separator" w:id="-1">
+    <w:p>
+      <w:pPr>
+        <w:spacing w:after="0" w:line="240" w:lineRule="auto"/>
+      </w:pPr>
+      <w:r>
+        <w:separator/>
+      </w:r>
+    </w:p>
+  </w:endnote>
+  <w:endnote w:type="continuationSeparator" w:id="0">
+    <w:p>
+      <w:pPr>
+        <w:spacing w:after="0" w:line="240" w:lineRule="auto"/>
+      </w:pPr>
+      <w:r>
+        <w:continuationSeparator/>
+      </w:r>
+    </w:p>
+  </w:endnote>
+</w:endnotes>
+</file>
+
+<file path=word/footnotes.xml><?xml version="1.0" encoding="utf-8"?>
+<w:footnotes xmlns:wpc="http://schemas.microsoft.com/office/word/2010/wordprocessingCanvas" xmlns:cx="http://schemas.microsoft.com/office/drawing/2014/chartex" xmlns:cx1="http://schemas.microsoft.com/office/drawing/2015/9/8/chartex" xmlns:cx2="http://schemas.microsoft.com/office/drawing/2015/10/21/chartex" xmlns:cx3="http://schemas.microsoft.com/office/drawing/2016/5/9/chartex" xmlns:cx4="http://schemas.microsoft.com/office/drawing/2016/5/10/chartex" xmlns:cx5="http://schemas.microsoft.com/office/drawing/2016/5/11/chartex" xmlns:cx6="http://schemas.microsoft.com/office/drawing/2016/5/12/chartex" xmlns:cx7="http://schemas.microsoft.com/office/drawing/2016/5/13/chartex" xmlns:cx8="http://schemas.microsoft.com/office/drawing/2016/5/14/chartex" xmlns:mc="http://schemas.openxmlformats.org/markup-compatibility/2006" xmlns:aink="http://schemas.microsoft.com/office/drawing/2016/ink" xmlns:am3d="http://schemas.microsoft.com/office/drawing/2017/model3d" xmlns:o="urn:schemas-microsoft-com:office:office" xmlns:oel="http://schemas.microsoft.com/office/2019/extlst" xmlns:r="http://schemas.openxmlformats.org/officeDocument/2006/relationships" xmlns:m="http://schemas.openxmlformats.org/officeDocument/2006/math" xmlns:v="urn:schemas-microsoft-com:vml" xmlns:wp14="http://schemas.microsoft.com/office/word/2010/wordprocessingDrawing" xmlns:wp="http://schemas.openxmlformats.org/drawingml/2006/wordprocessingDrawing" xmlns:w10="urn:schemas-microsoft-com:office:word" xmlns:w="http://schemas.openxmlformats.org/wordprocessingml/2006/main" xmlns:w14="http://schemas.microsoft.com/office/word/2010/wordml" xmlns:w15="http://schemas.microsoft.com/office/word/2012/wordml" xmlns:w16cex="http://schemas.microsoft.com/office/word/2018/wordml/cex" xmlns:w16cid="http://schemas.microsoft.com/office/word/2016/wordml/cid" xmlns:w16="http://schemas.microsoft.com/office/word/2018/wordml" xmlns:w16du="http://schemas.microsoft.com/office/word/2023/wordml/word16du" xmlns:w16sdtdh="http://schemas.microsoft.com/office/word/2020/wordml/sdtdatahash" xmlns:w16sdtfl="http://schemas.microsoft.com/office/word/2024/wordml/sdtformatlock" xmlns:w16se="http://schemas.microsoft.com/office/word/2015/wordml/symex" xmlns:wpg="http://schemas.microsoft.com/office/word/2010/wordprocessingGroup" xmlns:wpi="http://schemas.microsoft.com/office/word/2010/wordprocessingInk" xmlns:wne="http://schemas.microsoft.com/office/word/2006/wordml" xmlns:wps="http://schemas.microsoft.com/office/word/2010/wordprocessingShape" mc:Ignorable="w14 w15 w16se w16cid w16 w16cex w16sdtdh w16sdtfl w16du wp14">
+  <w:footnote w:type="separator" w:id="-1">
+    <w:p>
+      <w:pPr>
+        <w:spacing w:after="0" w:line="240" w:lineRule="auto"/>
+      </w:pPr>
+      <w:r>
+        <w:separator/>
+      </w:r>
+    </w:p>
+  </w:footnote>
+  <w:footnote w:type="continuationSeparator" w:id="0">
+    <w:p>
+      <w:pPr>
+        <w:spacing w:after="0" w:line="240" w:lineRule="auto"/>
+      </w:pPr>
+      <w:r>
+        <w:continuationSeparator/>
+      </w:r>
+    </w:p>
+  </w:footnote>
+</w:footnotes>
+</file>
+
 <file path=word/numbering.xml><?xml version="1.0" encoding="utf-8"?>
 <w:numbering xmlns:wpc="http://schemas.microsoft.com/office/word/2010/wordprocessingCanvas" xmlns:cx="http://schemas.microsoft.com/office/drawing/2014/chartex" xmlns:cx1="http://schemas.microsoft.com/office/drawing/2015/9/8/chartex" xmlns:cx2="http://schemas.microsoft.com/office/drawing/2015/10/21/chartex" xmlns:cx3="http://schemas.microsoft.com/office/drawing/2016/5/9/chartex" xmlns:cx4="http://schemas.microsoft.com/office/drawing/2016/5/10/chartex" xmlns:cx5="http://schemas.microsoft.com/office/drawing/2016/5/11/chartex" xmlns:cx6="http://schemas.microsoft.com/office/drawing/2016/5/12/chartex" xmlns:cx7="http://schemas.microsoft.com/office/drawing/2016/5/13/chartex" xmlns:cx8="http://schemas.microsoft.com/office/drawing/2016/5/14/chartex" xmlns:mc="http://schemas.openxmlformats.org/markup-compatibility/2006" xmlns:aink="http://schemas.microsoft.com/office/drawing/2016/ink" xmlns:am3d="http://schemas.microsoft.com/office/drawing/2017/model3d" xmlns:o="urn:schemas-microsoft-com:office:office" xmlns:oel="http://schemas.microsoft.com/office/2019/extlst" xmlns:r="http://schemas.openxmlformats.org/officeDocument/2006/relationships" xmlns:m="http://schemas.openxmlformats.org/officeDocument/2006/math" xmlns:v="urn:schemas-microsoft-com:vml" xmlns:wp14="http://schemas.microsoft.com/office/word/2010/wordprocessingDrawing" xmlns:wp="http://schemas.openxmlformats.org/drawingml/2006/wordprocessingDrawing" xmlns:w10="urn:schemas-microsoft-com:office:word" xmlns:w="http://schemas.openxmlformats.org/wordprocessingml/2006/main" xmlns:w14="http://schemas.microsoft.com/office/word/2010/wordml" xmlns:w15="http://schemas.microsoft.com/office/word/2012/wordml" xmlns:w16cex="http://schemas.microsoft.com/office/word/2018/wordml/cex" xmlns:w16cid="http://schemas.microsoft.com/office/word/2016/wordml/cid" xmlns:w16="http://schemas.microsoft.com/office/word/2018/wordml" xmlns:w16du="http://schemas.microsoft.com/office/word/2023/wordml/word16du" xmlns:w16sdtdh="http://schemas.microsoft.com/office/word/2020/wordml/sdtdatahash" xmlns:w16sdtfl="http://schemas.microsoft.com/office/word/2024/wordml/sdtformatlock" xmlns:w16se="http://schemas.microsoft.com/office/word/2015/wordml/symex" xmlns:wpg="http://schemas.microsoft.com/office/word/2010/wordprocessingGroup" xmlns:wpi="http://schemas.microsoft.com/office/word/2010/wordprocessingInk" xmlns:wne="http://schemas.microsoft.com/office/word/2006/wordml" xmlns:wps="http://schemas.microsoft.com/office/word/2010/wordprocessingShape" mc:Ignorable="w14 w15 w16se w16cid w16 w16cex w16sdtdh w16sdtfl w16du wp14">
   <w:abstractNum w:abstractNumId="0" w15:restartNumberingAfterBreak="0">
-    <w:nsid w:val="391A4D4F"/>
+    <w:nsid w:val="381D5D1A"/>
     <w:multiLevelType w:val="hybridMultilevel"/>
-    <w:tmpl w:val="85C2D806"/>
+    <w:tmpl w:val="50FEACA2"/>
     <w:lvl w:ilvl="0" w:tplc="0419000F">
       <w:start w:val="1"/>
       <w:numFmt w:val="decimal"/>
@@ -611,9 +2676,9 @@
     </w:lvl>
   </w:abstractNum>
   <w:abstractNum w:abstractNumId="1" w15:restartNumberingAfterBreak="0">
-    <w:nsid w:val="3C67711A"/>
+    <w:nsid w:val="391A4D4F"/>
     <w:multiLevelType w:val="hybridMultilevel"/>
-    <w:tmpl w:val="EA08DE18"/>
+    <w:tmpl w:val="85C2D806"/>
     <w:lvl w:ilvl="0" w:tplc="0419000F">
       <w:start w:val="1"/>
       <w:numFmt w:val="decimal"/>
@@ -700,6 +2765,127 @@
     </w:lvl>
   </w:abstractNum>
   <w:abstractNum w:abstractNumId="2" w15:restartNumberingAfterBreak="0">
+    <w:nsid w:val="3C67711A"/>
+    <w:multiLevelType w:val="multilevel"/>
+    <w:tmpl w:val="D38AD08E"/>
+    <w:lvl w:ilvl="0">
+      <w:start w:val="1"/>
+      <w:numFmt w:val="decimal"/>
+      <w:lvlText w:val="%1."/>
+      <w:lvlJc w:val="left"/>
+      <w:pPr>
+        <w:ind w:left="644" w:hanging="360"/>
+      </w:pPr>
+      <w:rPr>
+        <w:rFonts w:hint="default"/>
+      </w:rPr>
+    </w:lvl>
+    <w:lvl w:ilvl="1">
+      <w:start w:val="2"/>
+      <w:numFmt w:val="decimal"/>
+      <w:isLgl/>
+      <w:lvlText w:val="%1.%2"/>
+      <w:lvlJc w:val="left"/>
+      <w:pPr>
+        <w:ind w:left="720" w:hanging="360"/>
+      </w:pPr>
+      <w:rPr>
+        <w:rFonts w:hint="default"/>
+      </w:rPr>
+    </w:lvl>
+    <w:lvl w:ilvl="2">
+      <w:start w:val="1"/>
+      <w:numFmt w:val="decimal"/>
+      <w:isLgl/>
+      <w:lvlText w:val="%1.%2.%3"/>
+      <w:lvlJc w:val="left"/>
+      <w:pPr>
+        <w:ind w:left="1080" w:hanging="720"/>
+      </w:pPr>
+      <w:rPr>
+        <w:rFonts w:hint="default"/>
+      </w:rPr>
+    </w:lvl>
+    <w:lvl w:ilvl="3">
+      <w:start w:val="1"/>
+      <w:numFmt w:val="decimal"/>
+      <w:isLgl/>
+      <w:lvlText w:val="%1.%2.%3.%4"/>
+      <w:lvlJc w:val="left"/>
+      <w:pPr>
+        <w:ind w:left="1080" w:hanging="720"/>
+      </w:pPr>
+      <w:rPr>
+        <w:rFonts w:hint="default"/>
+      </w:rPr>
+    </w:lvl>
+    <w:lvl w:ilvl="4">
+      <w:start w:val="1"/>
+      <w:numFmt w:val="decimal"/>
+      <w:isLgl/>
+      <w:lvlText w:val="%1.%2.%3.%4.%5"/>
+      <w:lvlJc w:val="left"/>
+      <w:pPr>
+        <w:ind w:left="1440" w:hanging="1080"/>
+      </w:pPr>
+      <w:rPr>
+        <w:rFonts w:hint="default"/>
+      </w:rPr>
+    </w:lvl>
+    <w:lvl w:ilvl="5">
+      <w:start w:val="1"/>
+      <w:numFmt w:val="decimal"/>
+      <w:isLgl/>
+      <w:lvlText w:val="%1.%2.%3.%4.%5.%6"/>
+      <w:lvlJc w:val="left"/>
+      <w:pPr>
+        <w:ind w:left="1440" w:hanging="1080"/>
+      </w:pPr>
+      <w:rPr>
+        <w:rFonts w:hint="default"/>
+      </w:rPr>
+    </w:lvl>
+    <w:lvl w:ilvl="6">
+      <w:start w:val="1"/>
+      <w:numFmt w:val="decimal"/>
+      <w:isLgl/>
+      <w:lvlText w:val="%1.%2.%3.%4.%5.%6.%7"/>
+      <w:lvlJc w:val="left"/>
+      <w:pPr>
+        <w:ind w:left="1800" w:hanging="1440"/>
+      </w:pPr>
+      <w:rPr>
+        <w:rFonts w:hint="default"/>
+      </w:rPr>
+    </w:lvl>
+    <w:lvl w:ilvl="7">
+      <w:start w:val="1"/>
+      <w:numFmt w:val="decimal"/>
+      <w:isLgl/>
+      <w:lvlText w:val="%1.%2.%3.%4.%5.%6.%7.%8"/>
+      <w:lvlJc w:val="left"/>
+      <w:pPr>
+        <w:ind w:left="1800" w:hanging="1440"/>
+      </w:pPr>
+      <w:rPr>
+        <w:rFonts w:hint="default"/>
+      </w:rPr>
+    </w:lvl>
+    <w:lvl w:ilvl="8">
+      <w:start w:val="1"/>
+      <w:numFmt w:val="decimal"/>
+      <w:isLgl/>
+      <w:lvlText w:val="%1.%2.%3.%4.%5.%6.%7.%8.%9"/>
+      <w:lvlJc w:val="left"/>
+      <w:pPr>
+        <w:ind w:left="2160" w:hanging="1800"/>
+      </w:pPr>
+      <w:rPr>
+        <w:rFonts w:hint="default"/>
+      </w:rPr>
+    </w:lvl>
+  </w:abstractNum>
+  <w:abstractNum w:abstractNumId="3" w15:restartNumberingAfterBreak="0">
     <w:nsid w:val="642956A6"/>
     <w:multiLevelType w:val="multilevel"/>
     <w:tmpl w:val="E96EE4AE"/>
@@ -812,7 +2998,7 @@
       </w:pPr>
     </w:lvl>
   </w:abstractNum>
-  <w:abstractNum w:abstractNumId="3" w15:restartNumberingAfterBreak="0">
+  <w:abstractNum w:abstractNumId="4" w15:restartNumberingAfterBreak="0">
     <w:nsid w:val="6AF3425C"/>
     <w:multiLevelType w:val="multilevel"/>
     <w:tmpl w:val="30825C92"/>
@@ -926,16 +3112,19 @@
     </w:lvl>
   </w:abstractNum>
   <w:num w:numId="1" w16cid:durableId="96482215">
-    <w:abstractNumId w:val="0"/>
+    <w:abstractNumId w:val="1"/>
   </w:num>
   <w:num w:numId="2" w16cid:durableId="1651860808">
+    <w:abstractNumId w:val="4"/>
+  </w:num>
+  <w:num w:numId="3" w16cid:durableId="1421754877">
     <w:abstractNumId w:val="3"/>
   </w:num>
-  <w:num w:numId="3" w16cid:durableId="1421754877">
+  <w:num w:numId="4" w16cid:durableId="1412240351">
     <w:abstractNumId w:val="2"/>
   </w:num>
-  <w:num w:numId="4" w16cid:durableId="1412240351">
-    <w:abstractNumId w:val="1"/>
+  <w:num w:numId="5" w16cid:durableId="2099206731">
+    <w:abstractNumId w:val="0"/>
   </w:num>
 </w:numbering>
 </file>
@@ -1543,6 +3732,7 @@
   <w:style w:type="character" w:default="1" w:styleId="a0">
     <w:name w:val="Default Paragraph Font"/>
     <w:uiPriority w:val="1"/>
+    <w:semiHidden/>
     <w:unhideWhenUsed/>
   </w:style>
   <w:style w:type="table" w:default="1" w:styleId="a1">
@@ -1944,6 +4134,73 @@
       <w14:ligatures w14:val="none"/>
     </w:rPr>
   </w:style>
+  <w:style w:type="paragraph" w:styleId="af2">
+    <w:name w:val="header"/>
+    <w:basedOn w:val="a"/>
+    <w:link w:val="af3"/>
+    <w:uiPriority w:val="99"/>
+    <w:unhideWhenUsed/>
+    <w:rsid w:val="00CA0E99"/>
+    <w:pPr>
+      <w:tabs>
+        <w:tab w:val="center" w:pos="4677"/>
+        <w:tab w:val="right" w:pos="9355"/>
+      </w:tabs>
+      <w:spacing w:after="0" w:line="240" w:lineRule="auto"/>
+    </w:pPr>
+  </w:style>
+  <w:style w:type="character" w:customStyle="1" w:styleId="af3">
+    <w:name w:val="Верхний колонтитул Знак"/>
+    <w:basedOn w:val="a0"/>
+    <w:link w:val="af2"/>
+    <w:uiPriority w:val="99"/>
+    <w:rsid w:val="00CA0E99"/>
+  </w:style>
+  <w:style w:type="paragraph" w:styleId="af4">
+    <w:name w:val="footer"/>
+    <w:basedOn w:val="a"/>
+    <w:link w:val="af5"/>
+    <w:uiPriority w:val="99"/>
+    <w:unhideWhenUsed/>
+    <w:rsid w:val="00CA0E99"/>
+    <w:pPr>
+      <w:tabs>
+        <w:tab w:val="center" w:pos="4677"/>
+        <w:tab w:val="right" w:pos="9355"/>
+      </w:tabs>
+      <w:spacing w:after="0" w:line="240" w:lineRule="auto"/>
+    </w:pPr>
+  </w:style>
+  <w:style w:type="character" w:customStyle="1" w:styleId="af5">
+    <w:name w:val="Нижний колонтитул Знак"/>
+    <w:basedOn w:val="a0"/>
+    <w:link w:val="af4"/>
+    <w:uiPriority w:val="99"/>
+    <w:rsid w:val="00CA0E99"/>
+  </w:style>
+  <w:style w:type="character" w:styleId="af6">
+    <w:name w:val="Hyperlink"/>
+    <w:basedOn w:val="a0"/>
+    <w:uiPriority w:val="99"/>
+    <w:unhideWhenUsed/>
+    <w:rsid w:val="00AC3AA7"/>
+    <w:rPr>
+      <w:color w:val="0563C1" w:themeColor="hyperlink"/>
+      <w:u w:val="single"/>
+    </w:rPr>
+  </w:style>
+  <w:style w:type="character" w:styleId="af7">
+    <w:name w:val="Unresolved Mention"/>
+    <w:basedOn w:val="a0"/>
+    <w:uiPriority w:val="99"/>
+    <w:semiHidden/>
+    <w:unhideWhenUsed/>
+    <w:rsid w:val="00AC3AA7"/>
+    <w:rPr>
+      <w:color w:val="605E5C"/>
+      <w:shd w:val="clear" w:color="auto" w:fill="E1DFDD"/>
+    </w:rPr>
+  </w:style>
 </w:styles>
 </file>
 
